--- a/kopitiam_spec.docx
+++ b/kopitiam_spec.docx
@@ -2316,7 +2316,7 @@
                 <w:sz w:val="17"/>
                 <w:szCs w:val="17"/>
               </w:rPr>
-              <w:t xml:space="preserve">    Forum.js             Schema: title, content, userId, createdAt, likes[], replies[]</w:t>
+              <w:t xml:space="preserve">    Forum.js             Schema: title, content, userId, photo, location{}, likes[], replies[]</w:t>
             </w:r>
           </w:p>
           <w:p>
@@ -2372,7 +2372,7 @@
                 <w:sz w:val="17"/>
                 <w:szCs w:val="17"/>
               </w:rPr>
-              <w:t xml:space="preserve"/>
+              <w:t xml:space="preserve">    upload.js            multer config — stores forum photos in public/uploads/forum/</w:t>
             </w:r>
           </w:p>
           <w:p>
@@ -2386,7 +2386,7 @@
                 <w:sz w:val="17"/>
                 <w:szCs w:val="17"/>
               </w:rPr>
-              <w:t xml:space="preserve">  views/                 EJS templates — one file per page.</w:t>
+              <w:t xml:space="preserve"/>
             </w:r>
           </w:p>
           <w:p>
@@ -2400,7 +2400,7 @@
                 <w:sz w:val="17"/>
                 <w:szCs w:val="17"/>
               </w:rPr>
-              <w:t xml:space="preserve">    login.ejs  register.ejs</w:t>
+              <w:t xml:space="preserve">  views/                 EJS templates — one file per page.</w:t>
             </w:r>
           </w:p>
           <w:p>
@@ -2414,7 +2414,7 @@
                 <w:sz w:val="17"/>
                 <w:szCs w:val="17"/>
               </w:rPr>
-              <w:t xml:space="preserve">    home.ejs</w:t>
+              <w:t xml:space="preserve">    login.ejs  register.ejs</w:t>
             </w:r>
           </w:p>
           <w:p>
@@ -2428,7 +2428,7 @@
                 <w:sz w:val="17"/>
                 <w:szCs w:val="17"/>
               </w:rPr>
-              <w:t xml:space="preserve">    ratingboard.ejs  store.ejs  store-form.ejs</w:t>
+              <w:t xml:space="preserve">    home.ejs</w:t>
             </w:r>
           </w:p>
           <w:p>
@@ -2442,7 +2442,7 @@
                 <w:sz w:val="17"/>
                 <w:szCs w:val="17"/>
               </w:rPr>
-              <w:t xml:space="preserve">    review-form.ejs</w:t>
+              <w:t xml:space="preserve">    ratingboard.ejs  store.ejs  store-form.ejs</w:t>
             </w:r>
           </w:p>
           <w:p>
@@ -2456,7 +2456,7 @@
                 <w:sz w:val="17"/>
                 <w:szCs w:val="17"/>
               </w:rPr>
-              <w:t xml:space="preserve">    meal-planner.ejs  plan-meal.ejs</w:t>
+              <w:t xml:space="preserve">    review-form.ejs</w:t>
             </w:r>
           </w:p>
           <w:p>
@@ -2470,7 +2470,7 @@
                 <w:sz w:val="17"/>
                 <w:szCs w:val="17"/>
               </w:rPr>
-              <w:t xml:space="preserve">    profile.ejs</w:t>
+              <w:t xml:space="preserve">    meal-planner.ejs  plan-meal.ejs</w:t>
             </w:r>
           </w:p>
           <w:p>
@@ -2484,7 +2484,7 @@
                 <w:sz w:val="17"/>
                 <w:szCs w:val="17"/>
               </w:rPr>
-              <w:t xml:space="preserve">    admin.ejs</w:t>
+              <w:t xml:space="preserve">    profile.ejs</w:t>
             </w:r>
           </w:p>
           <w:p>
@@ -2498,7 +2498,7 @@
                 <w:sz w:val="17"/>
                 <w:szCs w:val="17"/>
               </w:rPr>
-              <w:t xml:space="preserve">    food-hunt-list.ejs  food-hunt-form.ejs  food-hunt-result.ejs</w:t>
+              <w:t xml:space="preserve">    admin.ejs</w:t>
             </w:r>
           </w:p>
           <w:p>
@@ -2512,7 +2512,7 @@
                 <w:sz w:val="17"/>
                 <w:szCs w:val="17"/>
               </w:rPr>
-              <w:t xml:space="preserve">    challenges.ejs  challenge-form.ejs</w:t>
+              <w:t xml:space="preserve">    food-hunt-list.ejs  food-hunt-form.ejs  food-hunt-result.ejs</w:t>
             </w:r>
           </w:p>
           <w:p>
@@ -2526,7 +2526,7 @@
                 <w:sz w:val="17"/>
                 <w:szCs w:val="17"/>
               </w:rPr>
-              <w:t xml:space="preserve">    forums.ejs  forum-post.ejs  forum-form.ejs  forum-edit.ejs</w:t>
+              <w:t xml:space="preserve">    challenges.ejs  challenge-form.ejs</w:t>
             </w:r>
           </w:p>
           <w:p>
@@ -2540,7 +2540,7 @@
                 <w:sz w:val="17"/>
                 <w:szCs w:val="17"/>
               </w:rPr>
-              <w:t xml:space="preserve"/>
+              <w:t xml:space="preserve">    forums.ejs  forum-post.ejs  forum-form.ejs  forum-edit.ejs</w:t>
             </w:r>
           </w:p>
           <w:p>
@@ -2554,7 +2554,7 @@
                 <w:sz w:val="17"/>
                 <w:szCs w:val="17"/>
               </w:rPr>
-              <w:t xml:space="preserve">  public/</w:t>
+              <w:t xml:space="preserve"/>
             </w:r>
           </w:p>
           <w:p>
@@ -2568,7 +2568,35 @@
                 <w:sz w:val="17"/>
                 <w:szCs w:val="17"/>
               </w:rPr>
+              <w:t xml:space="preserve">  public/</w:t>
+            </w:r>
+          </w:p>
+          <w:p>
+            <w:pPr>
+              <w:spacing w:after="10" w:before="10"/>
+            </w:pPr>
+            <w:r>
+              <w:rPr>
+                <w:rFonts w:ascii="Courier New" w:cs="Courier New" w:eastAsia="Courier New" w:hAnsi="Courier New"/>
+                <w:color w:val="1E3A5F"/>
+                <w:sz w:val="17"/>
+                <w:szCs w:val="17"/>
+              </w:rPr>
               <w:t xml:space="preserve">    css/  images/  js/   Static files served directly by Express.</w:t>
+            </w:r>
+          </w:p>
+          <w:p>
+            <w:pPr>
+              <w:spacing w:after="10" w:before="10"/>
+            </w:pPr>
+            <w:r>
+              <w:rPr>
+                <w:rFonts w:ascii="Courier New" w:cs="Courier New" w:eastAsia="Courier New" w:hAnsi="Courier New"/>
+                <w:color w:val="1E3A5F"/>
+                <w:sz w:val="17"/>
+                <w:szCs w:val="17"/>
+              </w:rPr>
+              <w:t xml:space="preserve">    uploads/forum/       User-uploaded forum photos stored here and served as /uploads/forum/&lt;filename&gt;</w:t>
             </w:r>
           </w:p>
         </w:tc>
@@ -6424,7 +6452,7 @@
                 <w:sz w:val="18"/>
                 <w:szCs w:val="18"/>
               </w:rPr>
-              <w:t xml:space="preserve">createdAt</w:t>
+              <w:t xml:space="preserve">photo</w:t>
             </w:r>
           </w:p>
         </w:tc>
@@ -6453,7 +6481,7 @@
                 <w:sz w:val="18"/>
                 <w:szCs w:val="18"/>
               </w:rPr>
-              <w:t xml:space="preserve">Date</w:t>
+              <w:t xml:space="preserve">String</w:t>
             </w:r>
           </w:p>
         </w:tc>
@@ -6482,7 +6510,7 @@
                 <w:sz w:val="18"/>
                 <w:szCs w:val="18"/>
               </w:rPr>
-              <w:t xml:space="preserve">Auto-set to Date.now() when the post is created</w:t>
+              <w:t xml:space="preserve">Optional — filename only (e.g. '1712345678.jpg'). Full URL is built in the view as /uploads/forum/&lt;filename&gt;. Stored by multer.</w:t>
             </w:r>
           </w:p>
         </w:tc>
@@ -6513,7 +6541,7 @@
                 <w:sz w:val="18"/>
                 <w:szCs w:val="18"/>
               </w:rPr>
-              <w:t xml:space="preserve">likes</w:t>
+              <w:t xml:space="preserve">location.address</w:t>
             </w:r>
           </w:p>
         </w:tc>
@@ -6542,7 +6570,7 @@
                 <w:sz w:val="18"/>
                 <w:szCs w:val="18"/>
               </w:rPr>
-              <w:t xml:space="preserve">ObjectId[]</w:t>
+              <w:t xml:space="preserve">String</w:t>
             </w:r>
           </w:p>
         </w:tc>
@@ -6571,7 +6599,7 @@
                 <w:sz w:val="18"/>
                 <w:szCs w:val="18"/>
               </w:rPr>
-              <w:t xml:space="preserve">Array of User ObjectIds. $addToSet ensures each user can only like once. Old number-based likes are migrated to [] on first interaction.</w:t>
+              <w:t xml:space="preserve">Optional — human-readable address string returned by Nominatim geocoding</w:t>
             </w:r>
           </w:p>
         </w:tc>
@@ -6602,6 +6630,362 @@
                 <w:sz w:val="18"/>
                 <w:szCs w:val="18"/>
               </w:rPr>
+              <w:t xml:space="preserve">location.lat</w:t>
+            </w:r>
+          </w:p>
+        </w:tc>
+        <w:tc>
+          <w:tcPr>
+            <w:tcW w:type="dxa" w:w="1800"/>
+            <w:tcBorders>
+              <w:top w:val="single" w:color="CCCCCC" w:sz="1"/>
+              <w:left w:val="single" w:color="CCCCCC" w:sz="1"/>
+              <w:bottom w:val="single" w:color="CCCCCC" w:sz="1"/>
+              <w:right w:val="single" w:color="CCCCCC" w:sz="1"/>
+            </w:tcBorders>
+            <w:shd w:fill="EEF2F8" w:val="clear"/>
+            <w:tcMar>
+              <w:top w:type="dxa" w:w="60"/>
+              <w:left w:type="dxa" w:w="120"/>
+              <w:bottom w:type="dxa" w:w="60"/>
+              <w:right w:type="dxa" w:w="120"/>
+            </w:tcMar>
+            <w:vAlign w:val="center"/>
+          </w:tcPr>
+          <w:p>
+            <w:r>
+              <w:rPr>
+                <w:rFonts w:ascii="Arial" w:cs="Arial" w:eastAsia="Arial" w:hAnsi="Arial"/>
+                <w:sz w:val="18"/>
+                <w:szCs w:val="18"/>
+              </w:rPr>
+              <w:t xml:space="preserve">Number</w:t>
+            </w:r>
+          </w:p>
+        </w:tc>
+        <w:tc>
+          <w:tcPr>
+            <w:tcW w:type="dxa" w:w="6420"/>
+            <w:tcBorders>
+              <w:top w:val="single" w:color="CCCCCC" w:sz="1"/>
+              <w:left w:val="single" w:color="CCCCCC" w:sz="1"/>
+              <w:bottom w:val="single" w:color="CCCCCC" w:sz="1"/>
+              <w:right w:val="single" w:color="CCCCCC" w:sz="1"/>
+            </w:tcBorders>
+            <w:shd w:fill="EEF2F8" w:val="clear"/>
+            <w:tcMar>
+              <w:top w:type="dxa" w:w="60"/>
+              <w:left w:type="dxa" w:w="120"/>
+              <w:bottom w:type="dxa" w:w="60"/>
+              <w:right w:type="dxa" w:w="120"/>
+            </w:tcMar>
+            <w:vAlign w:val="center"/>
+          </w:tcPr>
+          <w:p>
+            <w:r>
+              <w:rPr>
+                <w:rFonts w:ascii="Arial" w:cs="Arial" w:eastAsia="Arial" w:hAnsi="Arial"/>
+                <w:sz w:val="18"/>
+                <w:szCs w:val="18"/>
+              </w:rPr>
+              <w:t xml:space="preserve">Optional — latitude from browser geolocation, map click, or address search</w:t>
+            </w:r>
+          </w:p>
+        </w:tc>
+      </w:tr>
+      <w:tr>
+        <w:tc>
+          <w:tcPr>
+            <w:tcW w:type="dxa" w:w="1500"/>
+            <w:tcBorders>
+              <w:top w:val="single" w:color="CCCCCC" w:sz="1"/>
+              <w:left w:val="single" w:color="CCCCCC" w:sz="1"/>
+              <w:bottom w:val="single" w:color="CCCCCC" w:sz="1"/>
+              <w:right w:val="single" w:color="CCCCCC" w:sz="1"/>
+            </w:tcBorders>
+            <w:shd w:fill="FFFFFF" w:val="clear"/>
+            <w:tcMar>
+              <w:top w:type="dxa" w:w="60"/>
+              <w:left w:type="dxa" w:w="120"/>
+              <w:bottom w:type="dxa" w:w="60"/>
+              <w:right w:type="dxa" w:w="120"/>
+            </w:tcMar>
+            <w:vAlign w:val="center"/>
+          </w:tcPr>
+          <w:p>
+            <w:r>
+              <w:rPr>
+                <w:rFonts w:ascii="Arial" w:cs="Arial" w:eastAsia="Arial" w:hAnsi="Arial"/>
+                <w:sz w:val="18"/>
+                <w:szCs w:val="18"/>
+              </w:rPr>
+              <w:t xml:space="preserve">location.lng</w:t>
+            </w:r>
+          </w:p>
+        </w:tc>
+        <w:tc>
+          <w:tcPr>
+            <w:tcW w:type="dxa" w:w="1800"/>
+            <w:tcBorders>
+              <w:top w:val="single" w:color="CCCCCC" w:sz="1"/>
+              <w:left w:val="single" w:color="CCCCCC" w:sz="1"/>
+              <w:bottom w:val="single" w:color="CCCCCC" w:sz="1"/>
+              <w:right w:val="single" w:color="CCCCCC" w:sz="1"/>
+            </w:tcBorders>
+            <w:shd w:fill="FFFFFF" w:val="clear"/>
+            <w:tcMar>
+              <w:top w:type="dxa" w:w="60"/>
+              <w:left w:type="dxa" w:w="120"/>
+              <w:bottom w:type="dxa" w:w="60"/>
+              <w:right w:type="dxa" w:w="120"/>
+            </w:tcMar>
+            <w:vAlign w:val="center"/>
+          </w:tcPr>
+          <w:p>
+            <w:r>
+              <w:rPr>
+                <w:rFonts w:ascii="Arial" w:cs="Arial" w:eastAsia="Arial" w:hAnsi="Arial"/>
+                <w:sz w:val="18"/>
+                <w:szCs w:val="18"/>
+              </w:rPr>
+              <w:t xml:space="preserve">Number</w:t>
+            </w:r>
+          </w:p>
+        </w:tc>
+        <w:tc>
+          <w:tcPr>
+            <w:tcW w:type="dxa" w:w="6420"/>
+            <w:tcBorders>
+              <w:top w:val="single" w:color="CCCCCC" w:sz="1"/>
+              <w:left w:val="single" w:color="CCCCCC" w:sz="1"/>
+              <w:bottom w:val="single" w:color="CCCCCC" w:sz="1"/>
+              <w:right w:val="single" w:color="CCCCCC" w:sz="1"/>
+            </w:tcBorders>
+            <w:shd w:fill="FFFFFF" w:val="clear"/>
+            <w:tcMar>
+              <w:top w:type="dxa" w:w="60"/>
+              <w:left w:type="dxa" w:w="120"/>
+              <w:bottom w:type="dxa" w:w="60"/>
+              <w:right w:type="dxa" w:w="120"/>
+            </w:tcMar>
+            <w:vAlign w:val="center"/>
+          </w:tcPr>
+          <w:p>
+            <w:r>
+              <w:rPr>
+                <w:rFonts w:ascii="Arial" w:cs="Arial" w:eastAsia="Arial" w:hAnsi="Arial"/>
+                <w:sz w:val="18"/>
+                <w:szCs w:val="18"/>
+              </w:rPr>
+              <w:t xml:space="preserve">Optional — longitude from browser geolocation, map click, or address search</w:t>
+            </w:r>
+          </w:p>
+        </w:tc>
+      </w:tr>
+      <w:tr>
+        <w:tc>
+          <w:tcPr>
+            <w:tcW w:type="dxa" w:w="1500"/>
+            <w:tcBorders>
+              <w:top w:val="single" w:color="CCCCCC" w:sz="1"/>
+              <w:left w:val="single" w:color="CCCCCC" w:sz="1"/>
+              <w:bottom w:val="single" w:color="CCCCCC" w:sz="1"/>
+              <w:right w:val="single" w:color="CCCCCC" w:sz="1"/>
+            </w:tcBorders>
+            <w:shd w:fill="EEF2F8" w:val="clear"/>
+            <w:tcMar>
+              <w:top w:type="dxa" w:w="60"/>
+              <w:left w:type="dxa" w:w="120"/>
+              <w:bottom w:type="dxa" w:w="60"/>
+              <w:right w:type="dxa" w:w="120"/>
+            </w:tcMar>
+            <w:vAlign w:val="center"/>
+          </w:tcPr>
+          <w:p>
+            <w:r>
+              <w:rPr>
+                <w:rFonts w:ascii="Arial" w:cs="Arial" w:eastAsia="Arial" w:hAnsi="Arial"/>
+                <w:sz w:val="18"/>
+                <w:szCs w:val="18"/>
+              </w:rPr>
+              <w:t xml:space="preserve">createdAt</w:t>
+            </w:r>
+          </w:p>
+        </w:tc>
+        <w:tc>
+          <w:tcPr>
+            <w:tcW w:type="dxa" w:w="1800"/>
+            <w:tcBorders>
+              <w:top w:val="single" w:color="CCCCCC" w:sz="1"/>
+              <w:left w:val="single" w:color="CCCCCC" w:sz="1"/>
+              <w:bottom w:val="single" w:color="CCCCCC" w:sz="1"/>
+              <w:right w:val="single" w:color="CCCCCC" w:sz="1"/>
+            </w:tcBorders>
+            <w:shd w:fill="EEF2F8" w:val="clear"/>
+            <w:tcMar>
+              <w:top w:type="dxa" w:w="60"/>
+              <w:left w:type="dxa" w:w="120"/>
+              <w:bottom w:type="dxa" w:w="60"/>
+              <w:right w:type="dxa" w:w="120"/>
+            </w:tcMar>
+            <w:vAlign w:val="center"/>
+          </w:tcPr>
+          <w:p>
+            <w:r>
+              <w:rPr>
+                <w:rFonts w:ascii="Arial" w:cs="Arial" w:eastAsia="Arial" w:hAnsi="Arial"/>
+                <w:sz w:val="18"/>
+                <w:szCs w:val="18"/>
+              </w:rPr>
+              <w:t xml:space="preserve">Date</w:t>
+            </w:r>
+          </w:p>
+        </w:tc>
+        <w:tc>
+          <w:tcPr>
+            <w:tcW w:type="dxa" w:w="6420"/>
+            <w:tcBorders>
+              <w:top w:val="single" w:color="CCCCCC" w:sz="1"/>
+              <w:left w:val="single" w:color="CCCCCC" w:sz="1"/>
+              <w:bottom w:val="single" w:color="CCCCCC" w:sz="1"/>
+              <w:right w:val="single" w:color="CCCCCC" w:sz="1"/>
+            </w:tcBorders>
+            <w:shd w:fill="EEF2F8" w:val="clear"/>
+            <w:tcMar>
+              <w:top w:type="dxa" w:w="60"/>
+              <w:left w:type="dxa" w:w="120"/>
+              <w:bottom w:type="dxa" w:w="60"/>
+              <w:right w:type="dxa" w:w="120"/>
+            </w:tcMar>
+            <w:vAlign w:val="center"/>
+          </w:tcPr>
+          <w:p>
+            <w:r>
+              <w:rPr>
+                <w:rFonts w:ascii="Arial" w:cs="Arial" w:eastAsia="Arial" w:hAnsi="Arial"/>
+                <w:sz w:val="18"/>
+                <w:szCs w:val="18"/>
+              </w:rPr>
+              <w:t xml:space="preserve">Auto-set to Date.now() when the post is created</w:t>
+            </w:r>
+          </w:p>
+        </w:tc>
+      </w:tr>
+      <w:tr>
+        <w:tc>
+          <w:tcPr>
+            <w:tcW w:type="dxa" w:w="1500"/>
+            <w:tcBorders>
+              <w:top w:val="single" w:color="CCCCCC" w:sz="1"/>
+              <w:left w:val="single" w:color="CCCCCC" w:sz="1"/>
+              <w:bottom w:val="single" w:color="CCCCCC" w:sz="1"/>
+              <w:right w:val="single" w:color="CCCCCC" w:sz="1"/>
+            </w:tcBorders>
+            <w:shd w:fill="FFFFFF" w:val="clear"/>
+            <w:tcMar>
+              <w:top w:type="dxa" w:w="60"/>
+              <w:left w:type="dxa" w:w="120"/>
+              <w:bottom w:type="dxa" w:w="60"/>
+              <w:right w:type="dxa" w:w="120"/>
+            </w:tcMar>
+            <w:vAlign w:val="center"/>
+          </w:tcPr>
+          <w:p>
+            <w:r>
+              <w:rPr>
+                <w:rFonts w:ascii="Arial" w:cs="Arial" w:eastAsia="Arial" w:hAnsi="Arial"/>
+                <w:sz w:val="18"/>
+                <w:szCs w:val="18"/>
+              </w:rPr>
+              <w:t xml:space="preserve">likes</w:t>
+            </w:r>
+          </w:p>
+        </w:tc>
+        <w:tc>
+          <w:tcPr>
+            <w:tcW w:type="dxa" w:w="1800"/>
+            <w:tcBorders>
+              <w:top w:val="single" w:color="CCCCCC" w:sz="1"/>
+              <w:left w:val="single" w:color="CCCCCC" w:sz="1"/>
+              <w:bottom w:val="single" w:color="CCCCCC" w:sz="1"/>
+              <w:right w:val="single" w:color="CCCCCC" w:sz="1"/>
+            </w:tcBorders>
+            <w:shd w:fill="FFFFFF" w:val="clear"/>
+            <w:tcMar>
+              <w:top w:type="dxa" w:w="60"/>
+              <w:left w:type="dxa" w:w="120"/>
+              <w:bottom w:type="dxa" w:w="60"/>
+              <w:right w:type="dxa" w:w="120"/>
+            </w:tcMar>
+            <w:vAlign w:val="center"/>
+          </w:tcPr>
+          <w:p>
+            <w:r>
+              <w:rPr>
+                <w:rFonts w:ascii="Arial" w:cs="Arial" w:eastAsia="Arial" w:hAnsi="Arial"/>
+                <w:sz w:val="18"/>
+                <w:szCs w:val="18"/>
+              </w:rPr>
+              <w:t xml:space="preserve">ObjectId[]</w:t>
+            </w:r>
+          </w:p>
+        </w:tc>
+        <w:tc>
+          <w:tcPr>
+            <w:tcW w:type="dxa" w:w="6420"/>
+            <w:tcBorders>
+              <w:top w:val="single" w:color="CCCCCC" w:sz="1"/>
+              <w:left w:val="single" w:color="CCCCCC" w:sz="1"/>
+              <w:bottom w:val="single" w:color="CCCCCC" w:sz="1"/>
+              <w:right w:val="single" w:color="CCCCCC" w:sz="1"/>
+            </w:tcBorders>
+            <w:shd w:fill="FFFFFF" w:val="clear"/>
+            <w:tcMar>
+              <w:top w:type="dxa" w:w="60"/>
+              <w:left w:type="dxa" w:w="120"/>
+              <w:bottom w:type="dxa" w:w="60"/>
+              <w:right w:type="dxa" w:w="120"/>
+            </w:tcMar>
+            <w:vAlign w:val="center"/>
+          </w:tcPr>
+          <w:p>
+            <w:r>
+              <w:rPr>
+                <w:rFonts w:ascii="Arial" w:cs="Arial" w:eastAsia="Arial" w:hAnsi="Arial"/>
+                <w:sz w:val="18"/>
+                <w:szCs w:val="18"/>
+              </w:rPr>
+              <w:t xml:space="preserve">Array of User ObjectIds. $addToSet ensures each user can only like once. Old number-based likes are migrated to [] on first interaction.</w:t>
+            </w:r>
+          </w:p>
+        </w:tc>
+      </w:tr>
+      <w:tr>
+        <w:tc>
+          <w:tcPr>
+            <w:tcW w:type="dxa" w:w="1500"/>
+            <w:tcBorders>
+              <w:top w:val="single" w:color="CCCCCC" w:sz="1"/>
+              <w:left w:val="single" w:color="CCCCCC" w:sz="1"/>
+              <w:bottom w:val="single" w:color="CCCCCC" w:sz="1"/>
+              <w:right w:val="single" w:color="CCCCCC" w:sz="1"/>
+            </w:tcBorders>
+            <w:shd w:fill="EEF2F8" w:val="clear"/>
+            <w:tcMar>
+              <w:top w:type="dxa" w:w="60"/>
+              <w:left w:type="dxa" w:w="120"/>
+              <w:bottom w:type="dxa" w:w="60"/>
+              <w:right w:type="dxa" w:w="120"/>
+            </w:tcMar>
+            <w:vAlign w:val="center"/>
+          </w:tcPr>
+          <w:p>
+            <w:r>
+              <w:rPr>
+                <w:rFonts w:ascii="Arial" w:cs="Arial" w:eastAsia="Arial" w:hAnsi="Arial"/>
+                <w:sz w:val="18"/>
+                <w:szCs w:val="18"/>
+              </w:rPr>
               <w:t xml:space="preserve">replies</w:t>
             </w:r>
           </w:p>
@@ -6660,7 +7044,7 @@
                 <w:sz w:val="18"/>
                 <w:szCs w:val="18"/>
               </w:rPr>
-              <w:t xml:space="preserve">Embedded array of reply sub-documents. Each reply stores: userId (ObjectId, ref User), content (String, required), createdAt (Date).</w:t>
+              <w:t xml:space="preserve">Embedded array of reply sub-documents. Each reply stores: userId (ObjectId, ref User), content (String, required), photo (String, optional filename), createdAt (Date).</w:t>
             </w:r>
           </w:p>
         </w:tc>
@@ -6767,6 +7151,20 @@
                 <w:szCs w:val="17"/>
               </w:rPr>
               <w:t xml:space="preserve">  content:   { type: String, required: true },</w:t>
+            </w:r>
+          </w:p>
+          <w:p>
+            <w:pPr>
+              <w:spacing w:after="10" w:before="10"/>
+            </w:pPr>
+            <w:r>
+              <w:rPr>
+                <w:rFonts w:ascii="Courier New" w:cs="Courier New" w:eastAsia="Courier New" w:hAnsi="Courier New"/>
+                <w:color w:val="1E3A5F"/>
+                <w:sz w:val="17"/>
+                <w:szCs w:val="17"/>
+              </w:rPr>
+              <w:t xml:space="preserve">  photo:     { type: String, default: null },   // filename of uploaded photo, if any</w:t>
             </w:r>
           </w:p>
           <w:p>
@@ -7218,7 +7616,7 @@
                 <w:sz w:val="18"/>
                 <w:szCs w:val="18"/>
               </w:rPr>
-              <w:t xml:space="preserve">Creates a new post document</w:t>
+              <w:t xml:space="preserve">Creates a new post document including optional photo filename and location sub-document</w:t>
             </w:r>
           </w:p>
         </w:tc>
@@ -7307,7 +7705,7 @@
                 <w:sz w:val="18"/>
                 <w:szCs w:val="18"/>
               </w:rPr>
-              <w:t xml:space="preserve">Updates title and/or content</w:t>
+              <w:t xml:space="preserve">Updates title, content, location, and optionally photo if a new file was uploaded</w:t>
             </w:r>
           </w:p>
         </w:tc>
@@ -7516,7 +7914,7 @@
                 <w:sz w:val="18"/>
                 <w:szCs w:val="18"/>
               </w:rPr>
-              <w:t xml:space="preserve">addReply(id, userId, content)</w:t>
+              <w:t xml:space="preserve">addReply(id, userId, content, photo)</w:t>
             </w:r>
           </w:p>
         </w:tc>
@@ -7545,7 +7943,7 @@
                 <w:sz w:val="18"/>
                 <w:szCs w:val="18"/>
               </w:rPr>
-              <w:t xml:space="preserve">$push: { replies: { userId, content } }</w:t>
+              <w:t xml:space="preserve">$push: { replies: { userId, content, photo } }</w:t>
             </w:r>
           </w:p>
         </w:tc>
@@ -7574,7 +7972,7 @@
                 <w:sz w:val="18"/>
                 <w:szCs w:val="18"/>
               </w:rPr>
-              <w:t xml:space="preserve">Appends a new reply sub-document to the replies array</w:t>
+              <w:t xml:space="preserve">Appends a reply sub-document. photo is the multer filename or null if no image was attached.</w:t>
             </w:r>
           </w:p>
         </w:tc>
@@ -18605,7 +19003,7 @@
           <w:sz w:val="20"/>
           <w:szCs w:val="20"/>
         </w:rPr>
-        <w:t xml:space="preserve">Replies (Add to Thread): POST /forum/:id/reply appends a new reply sub-document to replies[] inside the Forum document using MongoDB $push. Replies are embedded directly in the post document — there is no separate Reply collection. Each reply stores the author's userId (populated to username on read) and createdAt timestamp.</w:t>
+        <w:t xml:space="preserve">Replies (Add to Thread): POST /forum/:id/reply appends a new reply sub-document to replies[] inside the Forum document using MongoDB $push. Replies are embedded directly in the post document — there is no separate Reply collection. Each reply stores the author's userId (populated to username on read), content, an optional photo filename, and createdAt timestamp.</w:t>
       </w:r>
     </w:p>
     <w:p>
@@ -18784,6 +19182,3767 @@
         <w:t xml:space="preserve">Schema migration safety: The likes field was originally stored as a plain Number in old documents. When addLike is called, the model function first checks if likes is not an array using Array.isArray(). If it is a number (old data), it runs $set: { likes: [] } to reset it before applying $addToSet. This ensures backward compatibility without requiring a manual database migration script.</w:t>
       </w:r>
     </w:p>
+    <w:p>
+      <w:pPr>
+        <w:spacing w:after="0" w:before="80"/>
+      </w:pPr>
+      <w:r>
+        <w:t xml:space="preserve"/>
+      </w:r>
+    </w:p>
+    <w:p>
+      <w:pPr>
+        <w:pStyle w:val="Heading2"/>
+        <w:spacing w:after="80" w:before="240"/>
+      </w:pPr>
+      <w:r>
+        <w:rPr>
+          <w:rFonts w:ascii="Arial" w:cs="Arial" w:eastAsia="Arial" w:hAnsi="Arial"/>
+          <w:b/>
+          <w:bCs/>
+          <w:color w:val="2E4057"/>
+          <w:sz w:val="26"/>
+          <w:szCs w:val="26"/>
+        </w:rPr>
+        <w:t xml:space="preserve">6.9  Photo Upload  (multer)</w:t>
+      </w:r>
+    </w:p>
+    <w:p>
+      <w:pPr>
+        <w:spacing w:after="40" w:before="40"/>
+      </w:pPr>
+      <w:r>
+        <w:rPr>
+          <w:rFonts w:ascii="Arial" w:cs="Arial" w:eastAsia="Arial" w:hAnsi="Arial"/>
+          <w:sz w:val="20"/>
+          <w:szCs w:val="20"/>
+        </w:rPr>
+        <w:t xml:space="preserve">Photo upload is handled by multer — a Node.js middleware for processing multipart/form-data, which is the encoding type used when an HTML form includes a file input. Without multer, Express cannot read file data from a request body.</w:t>
+      </w:r>
+    </w:p>
+    <w:p>
+      <w:pPr>
+        <w:spacing w:after="0" w:before="80"/>
+      </w:pPr>
+      <w:r>
+        <w:t xml:space="preserve"/>
+      </w:r>
+    </w:p>
+    <w:p>
+      <w:pPr>
+        <w:spacing w:after="40" w:before="40"/>
+      </w:pPr>
+      <w:r>
+        <w:rPr>
+          <w:rFonts w:ascii="Arial" w:cs="Arial" w:eastAsia="Arial" w:hAnsi="Arial"/>
+          <w:sz w:val="20"/>
+          <w:szCs w:val="20"/>
+        </w:rPr>
+        <w:t xml:space="preserve">How it works end-to-end:</w:t>
+      </w:r>
+    </w:p>
+    <w:p>
+      <w:pPr>
+        <w:spacing w:after="0" w:before="80"/>
+      </w:pPr>
+      <w:r>
+        <w:t xml:space="preserve"/>
+      </w:r>
+    </w:p>
+    <w:tbl>
+      <w:tblPr>
+        <w:tblW w:type="dxa" w:w="9720"/>
+        <w:tblBorders>
+          <w:top w:val="single" w:color="auto" w:sz="4"/>
+          <w:left w:val="single" w:color="auto" w:sz="4"/>
+          <w:bottom w:val="single" w:color="auto" w:sz="4"/>
+          <w:right w:val="single" w:color="auto" w:sz="4"/>
+          <w:insideH w:val="single" w:color="auto" w:sz="4"/>
+          <w:insideV w:val="single" w:color="auto" w:sz="4"/>
+        </w:tblBorders>
+      </w:tblPr>
+      <w:tblGrid>
+        <w:gridCol w:w="900"/>
+        <w:gridCol w:w="2200"/>
+        <w:gridCol w:w="6620"/>
+      </w:tblGrid>
+      <w:tr>
+        <w:trPr>
+          <w:tblHeader/>
+        </w:trPr>
+        <w:tc>
+          <w:tcPr>
+            <w:tcW w:type="dxa" w:w="900"/>
+            <w:tcBorders>
+              <w:top w:val="single" w:color="CCCCCC" w:sz="1"/>
+              <w:left w:val="single" w:color="CCCCCC" w:sz="1"/>
+              <w:bottom w:val="single" w:color="CCCCCC" w:sz="1"/>
+              <w:right w:val="single" w:color="CCCCCC" w:sz="1"/>
+            </w:tcBorders>
+            <w:shd w:fill="1F3864" w:val="clear"/>
+            <w:tcMar>
+              <w:top w:type="dxa" w:w="80"/>
+              <w:left w:type="dxa" w:w="120"/>
+              <w:bottom w:type="dxa" w:w="80"/>
+              <w:right w:type="dxa" w:w="120"/>
+            </w:tcMar>
+            <w:vAlign w:val="center"/>
+          </w:tcPr>
+          <w:p>
+            <w:pPr>
+              <w:jc w:val="center"/>
+            </w:pPr>
+            <w:r>
+              <w:rPr>
+                <w:rFonts w:ascii="Arial" w:cs="Arial" w:eastAsia="Arial" w:hAnsi="Arial"/>
+                <w:b/>
+                <w:bCs/>
+                <w:color w:val="FFFFFF"/>
+                <w:sz w:val="18"/>
+                <w:szCs w:val="18"/>
+              </w:rPr>
+              <w:t xml:space="preserve">Step</w:t>
+            </w:r>
+          </w:p>
+        </w:tc>
+        <w:tc>
+          <w:tcPr>
+            <w:tcW w:type="dxa" w:w="2200"/>
+            <w:tcBorders>
+              <w:top w:val="single" w:color="CCCCCC" w:sz="1"/>
+              <w:left w:val="single" w:color="CCCCCC" w:sz="1"/>
+              <w:bottom w:val="single" w:color="CCCCCC" w:sz="1"/>
+              <w:right w:val="single" w:color="CCCCCC" w:sz="1"/>
+            </w:tcBorders>
+            <w:shd w:fill="1F3864" w:val="clear"/>
+            <w:tcMar>
+              <w:top w:type="dxa" w:w="80"/>
+              <w:left w:type="dxa" w:w="120"/>
+              <w:bottom w:type="dxa" w:w="80"/>
+              <w:right w:type="dxa" w:w="120"/>
+            </w:tcMar>
+            <w:vAlign w:val="center"/>
+          </w:tcPr>
+          <w:p>
+            <w:pPr>
+              <w:jc w:val="center"/>
+            </w:pPr>
+            <w:r>
+              <w:rPr>
+                <w:rFonts w:ascii="Arial" w:cs="Arial" w:eastAsia="Arial" w:hAnsi="Arial"/>
+                <w:b/>
+                <w:bCs/>
+                <w:color w:val="FFFFFF"/>
+                <w:sz w:val="18"/>
+                <w:szCs w:val="18"/>
+              </w:rPr>
+              <w:t xml:space="preserve">Where</w:t>
+            </w:r>
+          </w:p>
+        </w:tc>
+        <w:tc>
+          <w:tcPr>
+            <w:tcW w:type="dxa" w:w="6620"/>
+            <w:tcBorders>
+              <w:top w:val="single" w:color="CCCCCC" w:sz="1"/>
+              <w:left w:val="single" w:color="CCCCCC" w:sz="1"/>
+              <w:bottom w:val="single" w:color="CCCCCC" w:sz="1"/>
+              <w:right w:val="single" w:color="CCCCCC" w:sz="1"/>
+            </w:tcBorders>
+            <w:shd w:fill="1F3864" w:val="clear"/>
+            <w:tcMar>
+              <w:top w:type="dxa" w:w="80"/>
+              <w:left w:type="dxa" w:w="120"/>
+              <w:bottom w:type="dxa" w:w="80"/>
+              <w:right w:type="dxa" w:w="120"/>
+            </w:tcMar>
+            <w:vAlign w:val="center"/>
+          </w:tcPr>
+          <w:p>
+            <w:pPr>
+              <w:jc w:val="center"/>
+            </w:pPr>
+            <w:r>
+              <w:rPr>
+                <w:rFonts w:ascii="Arial" w:cs="Arial" w:eastAsia="Arial" w:hAnsi="Arial"/>
+                <w:b/>
+                <w:bCs/>
+                <w:color w:val="FFFFFF"/>
+                <w:sz w:val="18"/>
+                <w:szCs w:val="18"/>
+              </w:rPr>
+              <w:t xml:space="preserve">What Happens</w:t>
+            </w:r>
+          </w:p>
+        </w:tc>
+      </w:tr>
+      <w:tr>
+        <w:tc>
+          <w:tcPr>
+            <w:tcW w:type="dxa" w:w="900"/>
+            <w:tcBorders>
+              <w:top w:val="single" w:color="CCCCCC" w:sz="1"/>
+              <w:left w:val="single" w:color="CCCCCC" w:sz="1"/>
+              <w:bottom w:val="single" w:color="CCCCCC" w:sz="1"/>
+              <w:right w:val="single" w:color="CCCCCC" w:sz="1"/>
+            </w:tcBorders>
+            <w:shd w:fill="FFFFFF" w:val="clear"/>
+            <w:tcMar>
+              <w:top w:type="dxa" w:w="60"/>
+              <w:left w:type="dxa" w:w="120"/>
+              <w:bottom w:type="dxa" w:w="60"/>
+              <w:right w:type="dxa" w:w="120"/>
+            </w:tcMar>
+            <w:vAlign w:val="center"/>
+          </w:tcPr>
+          <w:p>
+            <w:r>
+              <w:rPr>
+                <w:rFonts w:ascii="Arial" w:cs="Arial" w:eastAsia="Arial" w:hAnsi="Arial"/>
+                <w:sz w:val="18"/>
+                <w:szCs w:val="18"/>
+              </w:rPr>
+              <w:t xml:space="preserve">1. Form preparation</w:t>
+            </w:r>
+          </w:p>
+        </w:tc>
+        <w:tc>
+          <w:tcPr>
+            <w:tcW w:type="dxa" w:w="2200"/>
+            <w:tcBorders>
+              <w:top w:val="single" w:color="CCCCCC" w:sz="1"/>
+              <w:left w:val="single" w:color="CCCCCC" w:sz="1"/>
+              <w:bottom w:val="single" w:color="CCCCCC" w:sz="1"/>
+              <w:right w:val="single" w:color="CCCCCC" w:sz="1"/>
+            </w:tcBorders>
+            <w:shd w:fill="FFFFFF" w:val="clear"/>
+            <w:tcMar>
+              <w:top w:type="dxa" w:w="60"/>
+              <w:left w:type="dxa" w:w="120"/>
+              <w:bottom w:type="dxa" w:w="60"/>
+              <w:right w:type="dxa" w:w="120"/>
+            </w:tcMar>
+            <w:vAlign w:val="center"/>
+          </w:tcPr>
+          <w:p>
+            <w:r>
+              <w:rPr>
+                <w:rFonts w:ascii="Arial" w:cs="Arial" w:eastAsia="Arial" w:hAnsi="Arial"/>
+                <w:sz w:val="18"/>
+                <w:szCs w:val="18"/>
+              </w:rPr>
+              <w:t xml:space="preserve">EJS view (forum-form.ejs, forum-edit.ejs, forum-post.ejs)</w:t>
+            </w:r>
+          </w:p>
+        </w:tc>
+        <w:tc>
+          <w:tcPr>
+            <w:tcW w:type="dxa" w:w="6620"/>
+            <w:tcBorders>
+              <w:top w:val="single" w:color="CCCCCC" w:sz="1"/>
+              <w:left w:val="single" w:color="CCCCCC" w:sz="1"/>
+              <w:bottom w:val="single" w:color="CCCCCC" w:sz="1"/>
+              <w:right w:val="single" w:color="CCCCCC" w:sz="1"/>
+            </w:tcBorders>
+            <w:shd w:fill="FFFFFF" w:val="clear"/>
+            <w:tcMar>
+              <w:top w:type="dxa" w:w="60"/>
+              <w:left w:type="dxa" w:w="120"/>
+              <w:bottom w:type="dxa" w:w="60"/>
+              <w:right w:type="dxa" w:w="120"/>
+            </w:tcMar>
+            <w:vAlign w:val="center"/>
+          </w:tcPr>
+          <w:p>
+            <w:r>
+              <w:rPr>
+                <w:rFonts w:ascii="Arial" w:cs="Arial" w:eastAsia="Arial" w:hAnsi="Arial"/>
+                <w:sz w:val="18"/>
+                <w:szCs w:val="18"/>
+              </w:rPr>
+              <w:t xml:space="preserve">The &lt;form&gt; tag must include enctype="multipart/form-data". Without this, the browser sends the file as plain text and multer cannot read it. Regular text-only forms use the default application/x-www-form-urlencoded encoding.</w:t>
+            </w:r>
+          </w:p>
+        </w:tc>
+      </w:tr>
+      <w:tr>
+        <w:tc>
+          <w:tcPr>
+            <w:tcW w:type="dxa" w:w="900"/>
+            <w:tcBorders>
+              <w:top w:val="single" w:color="CCCCCC" w:sz="1"/>
+              <w:left w:val="single" w:color="CCCCCC" w:sz="1"/>
+              <w:bottom w:val="single" w:color="CCCCCC" w:sz="1"/>
+              <w:right w:val="single" w:color="CCCCCC" w:sz="1"/>
+            </w:tcBorders>
+            <w:shd w:fill="EEF2F8" w:val="clear"/>
+            <w:tcMar>
+              <w:top w:type="dxa" w:w="60"/>
+              <w:left w:type="dxa" w:w="120"/>
+              <w:bottom w:type="dxa" w:w="60"/>
+              <w:right w:type="dxa" w:w="120"/>
+            </w:tcMar>
+            <w:vAlign w:val="center"/>
+          </w:tcPr>
+          <w:p>
+            <w:r>
+              <w:rPr>
+                <w:rFonts w:ascii="Arial" w:cs="Arial" w:eastAsia="Arial" w:hAnsi="Arial"/>
+                <w:sz w:val="18"/>
+                <w:szCs w:val="18"/>
+              </w:rPr>
+              <w:t xml:space="preserve">2. File input</w:t>
+            </w:r>
+          </w:p>
+        </w:tc>
+        <w:tc>
+          <w:tcPr>
+            <w:tcW w:type="dxa" w:w="2200"/>
+            <w:tcBorders>
+              <w:top w:val="single" w:color="CCCCCC" w:sz="1"/>
+              <w:left w:val="single" w:color="CCCCCC" w:sz="1"/>
+              <w:bottom w:val="single" w:color="CCCCCC" w:sz="1"/>
+              <w:right w:val="single" w:color="CCCCCC" w:sz="1"/>
+            </w:tcBorders>
+            <w:shd w:fill="EEF2F8" w:val="clear"/>
+            <w:tcMar>
+              <w:top w:type="dxa" w:w="60"/>
+              <w:left w:type="dxa" w:w="120"/>
+              <w:bottom w:type="dxa" w:w="60"/>
+              <w:right w:type="dxa" w:w="120"/>
+            </w:tcMar>
+            <w:vAlign w:val="center"/>
+          </w:tcPr>
+          <w:p>
+            <w:r>
+              <w:rPr>
+                <w:rFonts w:ascii="Arial" w:cs="Arial" w:eastAsia="Arial" w:hAnsi="Arial"/>
+                <w:sz w:val="18"/>
+                <w:szCs w:val="18"/>
+              </w:rPr>
+              <w:t xml:space="preserve">EJS view</w:t>
+            </w:r>
+          </w:p>
+        </w:tc>
+        <w:tc>
+          <w:tcPr>
+            <w:tcW w:type="dxa" w:w="6620"/>
+            <w:tcBorders>
+              <w:top w:val="single" w:color="CCCCCC" w:sz="1"/>
+              <w:left w:val="single" w:color="CCCCCC" w:sz="1"/>
+              <w:bottom w:val="single" w:color="CCCCCC" w:sz="1"/>
+              <w:right w:val="single" w:color="CCCCCC" w:sz="1"/>
+            </w:tcBorders>
+            <w:shd w:fill="EEF2F8" w:val="clear"/>
+            <w:tcMar>
+              <w:top w:type="dxa" w:w="60"/>
+              <w:left w:type="dxa" w:w="120"/>
+              <w:bottom w:type="dxa" w:w="60"/>
+              <w:right w:type="dxa" w:w="120"/>
+            </w:tcMar>
+            <w:vAlign w:val="center"/>
+          </w:tcPr>
+          <w:p>
+            <w:r>
+              <w:rPr>
+                <w:rFonts w:ascii="Arial" w:cs="Arial" w:eastAsia="Arial" w:hAnsi="Arial"/>
+                <w:sz w:val="18"/>
+                <w:szCs w:val="18"/>
+              </w:rPr>
+              <w:t xml:space="preserve">&lt;input type="file" name="photo" accept="image/*"&gt; creates the file picker. The name attribute must match the field name passed to upload.single() in the route.</w:t>
+            </w:r>
+          </w:p>
+        </w:tc>
+      </w:tr>
+      <w:tr>
+        <w:tc>
+          <w:tcPr>
+            <w:tcW w:type="dxa" w:w="900"/>
+            <w:tcBorders>
+              <w:top w:val="single" w:color="CCCCCC" w:sz="1"/>
+              <w:left w:val="single" w:color="CCCCCC" w:sz="1"/>
+              <w:bottom w:val="single" w:color="CCCCCC" w:sz="1"/>
+              <w:right w:val="single" w:color="CCCCCC" w:sz="1"/>
+            </w:tcBorders>
+            <w:shd w:fill="FFFFFF" w:val="clear"/>
+            <w:tcMar>
+              <w:top w:type="dxa" w:w="60"/>
+              <w:left w:type="dxa" w:w="120"/>
+              <w:bottom w:type="dxa" w:w="60"/>
+              <w:right w:type="dxa" w:w="120"/>
+            </w:tcMar>
+            <w:vAlign w:val="center"/>
+          </w:tcPr>
+          <w:p>
+            <w:r>
+              <w:rPr>
+                <w:rFonts w:ascii="Arial" w:cs="Arial" w:eastAsia="Arial" w:hAnsi="Arial"/>
+                <w:sz w:val="18"/>
+                <w:szCs w:val="18"/>
+              </w:rPr>
+              <w:t xml:space="preserve">3. Route middleware</w:t>
+            </w:r>
+          </w:p>
+        </w:tc>
+        <w:tc>
+          <w:tcPr>
+            <w:tcW w:type="dxa" w:w="2200"/>
+            <w:tcBorders>
+              <w:top w:val="single" w:color="CCCCCC" w:sz="1"/>
+              <w:left w:val="single" w:color="CCCCCC" w:sz="1"/>
+              <w:bottom w:val="single" w:color="CCCCCC" w:sz="1"/>
+              <w:right w:val="single" w:color="CCCCCC" w:sz="1"/>
+            </w:tcBorders>
+            <w:shd w:fill="FFFFFF" w:val="clear"/>
+            <w:tcMar>
+              <w:top w:type="dxa" w:w="60"/>
+              <w:left w:type="dxa" w:w="120"/>
+              <w:bottom w:type="dxa" w:w="60"/>
+              <w:right w:type="dxa" w:w="120"/>
+            </w:tcMar>
+            <w:vAlign w:val="center"/>
+          </w:tcPr>
+          <w:p>
+            <w:r>
+              <w:rPr>
+                <w:rFonts w:ascii="Arial" w:cs="Arial" w:eastAsia="Arial" w:hAnsi="Arial"/>
+                <w:sz w:val="18"/>
+                <w:szCs w:val="18"/>
+              </w:rPr>
+              <w:t xml:space="preserve">routes/forum.js</w:t>
+            </w:r>
+          </w:p>
+        </w:tc>
+        <w:tc>
+          <w:tcPr>
+            <w:tcW w:type="dxa" w:w="6620"/>
+            <w:tcBorders>
+              <w:top w:val="single" w:color="CCCCCC" w:sz="1"/>
+              <w:left w:val="single" w:color="CCCCCC" w:sz="1"/>
+              <w:bottom w:val="single" w:color="CCCCCC" w:sz="1"/>
+              <w:right w:val="single" w:color="CCCCCC" w:sz="1"/>
+            </w:tcBorders>
+            <w:shd w:fill="FFFFFF" w:val="clear"/>
+            <w:tcMar>
+              <w:top w:type="dxa" w:w="60"/>
+              <w:left w:type="dxa" w:w="120"/>
+              <w:bottom w:type="dxa" w:w="60"/>
+              <w:right w:type="dxa" w:w="120"/>
+            </w:tcMar>
+            <w:vAlign w:val="center"/>
+          </w:tcPr>
+          <w:p>
+            <w:r>
+              <w:rPr>
+                <w:rFonts w:ascii="Arial" w:cs="Arial" w:eastAsia="Arial" w:hAnsi="Arial"/>
+                <w:sz w:val="18"/>
+                <w:szCs w:val="18"/>
+              </w:rPr>
+              <w:t xml:space="preserve">upload.single('photo') is placed between requireLogin and the controller. Multer intercepts the multipart request, extracts the file, writes it to disk, and then calls next() to pass control to the controller.</w:t>
+            </w:r>
+          </w:p>
+        </w:tc>
+      </w:tr>
+      <w:tr>
+        <w:tc>
+          <w:tcPr>
+            <w:tcW w:type="dxa" w:w="900"/>
+            <w:tcBorders>
+              <w:top w:val="single" w:color="CCCCCC" w:sz="1"/>
+              <w:left w:val="single" w:color="CCCCCC" w:sz="1"/>
+              <w:bottom w:val="single" w:color="CCCCCC" w:sz="1"/>
+              <w:right w:val="single" w:color="CCCCCC" w:sz="1"/>
+            </w:tcBorders>
+            <w:shd w:fill="EEF2F8" w:val="clear"/>
+            <w:tcMar>
+              <w:top w:type="dxa" w:w="60"/>
+              <w:left w:type="dxa" w:w="120"/>
+              <w:bottom w:type="dxa" w:w="60"/>
+              <w:right w:type="dxa" w:w="120"/>
+            </w:tcMar>
+            <w:vAlign w:val="center"/>
+          </w:tcPr>
+          <w:p>
+            <w:r>
+              <w:rPr>
+                <w:rFonts w:ascii="Arial" w:cs="Arial" w:eastAsia="Arial" w:hAnsi="Arial"/>
+                <w:sz w:val="18"/>
+                <w:szCs w:val="18"/>
+              </w:rPr>
+              <w:t xml:space="preserve">4. Disk storage config</w:t>
+            </w:r>
+          </w:p>
+        </w:tc>
+        <w:tc>
+          <w:tcPr>
+            <w:tcW w:type="dxa" w:w="2200"/>
+            <w:tcBorders>
+              <w:top w:val="single" w:color="CCCCCC" w:sz="1"/>
+              <w:left w:val="single" w:color="CCCCCC" w:sz="1"/>
+              <w:bottom w:val="single" w:color="CCCCCC" w:sz="1"/>
+              <w:right w:val="single" w:color="CCCCCC" w:sz="1"/>
+            </w:tcBorders>
+            <w:shd w:fill="EEF2F8" w:val="clear"/>
+            <w:tcMar>
+              <w:top w:type="dxa" w:w="60"/>
+              <w:left w:type="dxa" w:w="120"/>
+              <w:bottom w:type="dxa" w:w="60"/>
+              <w:right w:type="dxa" w:w="120"/>
+            </w:tcMar>
+            <w:vAlign w:val="center"/>
+          </w:tcPr>
+          <w:p>
+            <w:r>
+              <w:rPr>
+                <w:rFonts w:ascii="Arial" w:cs="Arial" w:eastAsia="Arial" w:hAnsi="Arial"/>
+                <w:sz w:val="18"/>
+                <w:szCs w:val="18"/>
+              </w:rPr>
+              <w:t xml:space="preserve">middleware/upload.js</w:t>
+            </w:r>
+          </w:p>
+        </w:tc>
+        <w:tc>
+          <w:tcPr>
+            <w:tcW w:type="dxa" w:w="6620"/>
+            <w:tcBorders>
+              <w:top w:val="single" w:color="CCCCCC" w:sz="1"/>
+              <w:left w:val="single" w:color="CCCCCC" w:sz="1"/>
+              <w:bottom w:val="single" w:color="CCCCCC" w:sz="1"/>
+              <w:right w:val="single" w:color="CCCCCC" w:sz="1"/>
+            </w:tcBorders>
+            <w:shd w:fill="EEF2F8" w:val="clear"/>
+            <w:tcMar>
+              <w:top w:type="dxa" w:w="60"/>
+              <w:left w:type="dxa" w:w="120"/>
+              <w:bottom w:type="dxa" w:w="60"/>
+              <w:right w:type="dxa" w:w="120"/>
+            </w:tcMar>
+            <w:vAlign w:val="center"/>
+          </w:tcPr>
+          <w:p>
+            <w:r>
+              <w:rPr>
+                <w:rFonts w:ascii="Arial" w:cs="Arial" w:eastAsia="Arial" w:hAnsi="Arial"/>
+                <w:sz w:val="18"/>
+                <w:szCs w:val="18"/>
+              </w:rPr>
+              <w:t xml:space="preserve">multer.diskStorage sets destination to public/uploads/forum/ and filename to Date.now() + the original file extension. Using a timestamp prevents name collisions.</w:t>
+            </w:r>
+          </w:p>
+        </w:tc>
+      </w:tr>
+      <w:tr>
+        <w:tc>
+          <w:tcPr>
+            <w:tcW w:type="dxa" w:w="900"/>
+            <w:tcBorders>
+              <w:top w:val="single" w:color="CCCCCC" w:sz="1"/>
+              <w:left w:val="single" w:color="CCCCCC" w:sz="1"/>
+              <w:bottom w:val="single" w:color="CCCCCC" w:sz="1"/>
+              <w:right w:val="single" w:color="CCCCCC" w:sz="1"/>
+            </w:tcBorders>
+            <w:shd w:fill="FFFFFF" w:val="clear"/>
+            <w:tcMar>
+              <w:top w:type="dxa" w:w="60"/>
+              <w:left w:type="dxa" w:w="120"/>
+              <w:bottom w:type="dxa" w:w="60"/>
+              <w:right w:type="dxa" w:w="120"/>
+            </w:tcMar>
+            <w:vAlign w:val="center"/>
+          </w:tcPr>
+          <w:p>
+            <w:r>
+              <w:rPr>
+                <w:rFonts w:ascii="Arial" w:cs="Arial" w:eastAsia="Arial" w:hAnsi="Arial"/>
+                <w:sz w:val="18"/>
+                <w:szCs w:val="18"/>
+              </w:rPr>
+              <w:t xml:space="preserve">5. File type filter</w:t>
+            </w:r>
+          </w:p>
+        </w:tc>
+        <w:tc>
+          <w:tcPr>
+            <w:tcW w:type="dxa" w:w="2200"/>
+            <w:tcBorders>
+              <w:top w:val="single" w:color="CCCCCC" w:sz="1"/>
+              <w:left w:val="single" w:color="CCCCCC" w:sz="1"/>
+              <w:bottom w:val="single" w:color="CCCCCC" w:sz="1"/>
+              <w:right w:val="single" w:color="CCCCCC" w:sz="1"/>
+            </w:tcBorders>
+            <w:shd w:fill="FFFFFF" w:val="clear"/>
+            <w:tcMar>
+              <w:top w:type="dxa" w:w="60"/>
+              <w:left w:type="dxa" w:w="120"/>
+              <w:bottom w:type="dxa" w:w="60"/>
+              <w:right w:type="dxa" w:w="120"/>
+            </w:tcMar>
+            <w:vAlign w:val="center"/>
+          </w:tcPr>
+          <w:p>
+            <w:r>
+              <w:rPr>
+                <w:rFonts w:ascii="Arial" w:cs="Arial" w:eastAsia="Arial" w:hAnsi="Arial"/>
+                <w:sz w:val="18"/>
+                <w:szCs w:val="18"/>
+              </w:rPr>
+              <w:t xml:space="preserve">middleware/upload.js</w:t>
+            </w:r>
+          </w:p>
+        </w:tc>
+        <w:tc>
+          <w:tcPr>
+            <w:tcW w:type="dxa" w:w="6620"/>
+            <w:tcBorders>
+              <w:top w:val="single" w:color="CCCCCC" w:sz="1"/>
+              <w:left w:val="single" w:color="CCCCCC" w:sz="1"/>
+              <w:bottom w:val="single" w:color="CCCCCC" w:sz="1"/>
+              <w:right w:val="single" w:color="CCCCCC" w:sz="1"/>
+            </w:tcBorders>
+            <w:shd w:fill="FFFFFF" w:val="clear"/>
+            <w:tcMar>
+              <w:top w:type="dxa" w:w="60"/>
+              <w:left w:type="dxa" w:w="120"/>
+              <w:bottom w:type="dxa" w:w="60"/>
+              <w:right w:type="dxa" w:w="120"/>
+            </w:tcMar>
+            <w:vAlign w:val="center"/>
+          </w:tcPr>
+          <w:p>
+            <w:r>
+              <w:rPr>
+                <w:rFonts w:ascii="Arial" w:cs="Arial" w:eastAsia="Arial" w:hAnsi="Arial"/>
+                <w:sz w:val="18"/>
+                <w:szCs w:val="18"/>
+              </w:rPr>
+              <w:t xml:space="preserve">fileFilter checks file.mimetype against an allowlist of image types (jpeg, png, gif, webp). Non-image files are rejected before being written to disk.</w:t>
+            </w:r>
+          </w:p>
+        </w:tc>
+      </w:tr>
+      <w:tr>
+        <w:tc>
+          <w:tcPr>
+            <w:tcW w:type="dxa" w:w="900"/>
+            <w:tcBorders>
+              <w:top w:val="single" w:color="CCCCCC" w:sz="1"/>
+              <w:left w:val="single" w:color="CCCCCC" w:sz="1"/>
+              <w:bottom w:val="single" w:color="CCCCCC" w:sz="1"/>
+              <w:right w:val="single" w:color="CCCCCC" w:sz="1"/>
+            </w:tcBorders>
+            <w:shd w:fill="EEF2F8" w:val="clear"/>
+            <w:tcMar>
+              <w:top w:type="dxa" w:w="60"/>
+              <w:left w:type="dxa" w:w="120"/>
+              <w:bottom w:type="dxa" w:w="60"/>
+              <w:right w:type="dxa" w:w="120"/>
+            </w:tcMar>
+            <w:vAlign w:val="center"/>
+          </w:tcPr>
+          <w:p>
+            <w:r>
+              <w:rPr>
+                <w:rFonts w:ascii="Arial" w:cs="Arial" w:eastAsia="Arial" w:hAnsi="Arial"/>
+                <w:sz w:val="18"/>
+                <w:szCs w:val="18"/>
+              </w:rPr>
+              <w:t xml:space="preserve">6. Controller access</w:t>
+            </w:r>
+          </w:p>
+        </w:tc>
+        <w:tc>
+          <w:tcPr>
+            <w:tcW w:type="dxa" w:w="2200"/>
+            <w:tcBorders>
+              <w:top w:val="single" w:color="CCCCCC" w:sz="1"/>
+              <w:left w:val="single" w:color="CCCCCC" w:sz="1"/>
+              <w:bottom w:val="single" w:color="CCCCCC" w:sz="1"/>
+              <w:right w:val="single" w:color="CCCCCC" w:sz="1"/>
+            </w:tcBorders>
+            <w:shd w:fill="EEF2F8" w:val="clear"/>
+            <w:tcMar>
+              <w:top w:type="dxa" w:w="60"/>
+              <w:left w:type="dxa" w:w="120"/>
+              <w:bottom w:type="dxa" w:w="60"/>
+              <w:right w:type="dxa" w:w="120"/>
+            </w:tcMar>
+            <w:vAlign w:val="center"/>
+          </w:tcPr>
+          <w:p>
+            <w:r>
+              <w:rPr>
+                <w:rFonts w:ascii="Arial" w:cs="Arial" w:eastAsia="Arial" w:hAnsi="Arial"/>
+                <w:sz w:val="18"/>
+                <w:szCs w:val="18"/>
+              </w:rPr>
+              <w:t xml:space="preserve">controllers/forumController.js</w:t>
+            </w:r>
+          </w:p>
+        </w:tc>
+        <w:tc>
+          <w:tcPr>
+            <w:tcW w:type="dxa" w:w="6620"/>
+            <w:tcBorders>
+              <w:top w:val="single" w:color="CCCCCC" w:sz="1"/>
+              <w:left w:val="single" w:color="CCCCCC" w:sz="1"/>
+              <w:bottom w:val="single" w:color="CCCCCC" w:sz="1"/>
+              <w:right w:val="single" w:color="CCCCCC" w:sz="1"/>
+            </w:tcBorders>
+            <w:shd w:fill="EEF2F8" w:val="clear"/>
+            <w:tcMar>
+              <w:top w:type="dxa" w:w="60"/>
+              <w:left w:type="dxa" w:w="120"/>
+              <w:bottom w:type="dxa" w:w="60"/>
+              <w:right w:type="dxa" w:w="120"/>
+            </w:tcMar>
+            <w:vAlign w:val="center"/>
+          </w:tcPr>
+          <w:p>
+            <w:r>
+              <w:rPr>
+                <w:rFonts w:ascii="Arial" w:cs="Arial" w:eastAsia="Arial" w:hAnsi="Arial"/>
+                <w:sz w:val="18"/>
+                <w:szCs w:val="18"/>
+              </w:rPr>
+              <w:t xml:space="preserve">After multer runs, req.file contains the uploaded file's metadata. req.file.filename is the generated filename. If no file was uploaded, req.file is undefined. req.body still contains all text fields as normal.</w:t>
+            </w:r>
+          </w:p>
+        </w:tc>
+      </w:tr>
+      <w:tr>
+        <w:tc>
+          <w:tcPr>
+            <w:tcW w:type="dxa" w:w="900"/>
+            <w:tcBorders>
+              <w:top w:val="single" w:color="CCCCCC" w:sz="1"/>
+              <w:left w:val="single" w:color="CCCCCC" w:sz="1"/>
+              <w:bottom w:val="single" w:color="CCCCCC" w:sz="1"/>
+              <w:right w:val="single" w:color="CCCCCC" w:sz="1"/>
+            </w:tcBorders>
+            <w:shd w:fill="FFFFFF" w:val="clear"/>
+            <w:tcMar>
+              <w:top w:type="dxa" w:w="60"/>
+              <w:left w:type="dxa" w:w="120"/>
+              <w:bottom w:type="dxa" w:w="60"/>
+              <w:right w:type="dxa" w:w="120"/>
+            </w:tcMar>
+            <w:vAlign w:val="center"/>
+          </w:tcPr>
+          <w:p>
+            <w:r>
+              <w:rPr>
+                <w:rFonts w:ascii="Arial" w:cs="Arial" w:eastAsia="Arial" w:hAnsi="Arial"/>
+                <w:sz w:val="18"/>
+                <w:szCs w:val="18"/>
+              </w:rPr>
+              <w:t xml:space="preserve">7. Saving to DB</w:t>
+            </w:r>
+          </w:p>
+        </w:tc>
+        <w:tc>
+          <w:tcPr>
+            <w:tcW w:type="dxa" w:w="2200"/>
+            <w:tcBorders>
+              <w:top w:val="single" w:color="CCCCCC" w:sz="1"/>
+              <w:left w:val="single" w:color="CCCCCC" w:sz="1"/>
+              <w:bottom w:val="single" w:color="CCCCCC" w:sz="1"/>
+              <w:right w:val="single" w:color="CCCCCC" w:sz="1"/>
+            </w:tcBorders>
+            <w:shd w:fill="FFFFFF" w:val="clear"/>
+            <w:tcMar>
+              <w:top w:type="dxa" w:w="60"/>
+              <w:left w:type="dxa" w:w="120"/>
+              <w:bottom w:type="dxa" w:w="60"/>
+              <w:right w:type="dxa" w:w="120"/>
+            </w:tcMar>
+            <w:vAlign w:val="center"/>
+          </w:tcPr>
+          <w:p>
+            <w:r>
+              <w:rPr>
+                <w:rFonts w:ascii="Arial" w:cs="Arial" w:eastAsia="Arial" w:hAnsi="Arial"/>
+                <w:sz w:val="18"/>
+                <w:szCs w:val="18"/>
+              </w:rPr>
+              <w:t xml:space="preserve">Forum model</w:t>
+            </w:r>
+          </w:p>
+        </w:tc>
+        <w:tc>
+          <w:tcPr>
+            <w:tcW w:type="dxa" w:w="6620"/>
+            <w:tcBorders>
+              <w:top w:val="single" w:color="CCCCCC" w:sz="1"/>
+              <w:left w:val="single" w:color="CCCCCC" w:sz="1"/>
+              <w:bottom w:val="single" w:color="CCCCCC" w:sz="1"/>
+              <w:right w:val="single" w:color="CCCCCC" w:sz="1"/>
+            </w:tcBorders>
+            <w:shd w:fill="FFFFFF" w:val="clear"/>
+            <w:tcMar>
+              <w:top w:type="dxa" w:w="60"/>
+              <w:left w:type="dxa" w:w="120"/>
+              <w:bottom w:type="dxa" w:w="60"/>
+              <w:right w:type="dxa" w:w="120"/>
+            </w:tcMar>
+            <w:vAlign w:val="center"/>
+          </w:tcPr>
+          <w:p>
+            <w:r>
+              <w:rPr>
+                <w:rFonts w:ascii="Arial" w:cs="Arial" w:eastAsia="Arial" w:hAnsi="Arial"/>
+                <w:sz w:val="18"/>
+                <w:szCs w:val="18"/>
+              </w:rPr>
+              <w:t xml:space="preserve">Only the filename string (e.g. '1712345678.jpg') is saved to the photo field — not the full path. This keeps the schema portable.</w:t>
+            </w:r>
+          </w:p>
+        </w:tc>
+      </w:tr>
+      <w:tr>
+        <w:tc>
+          <w:tcPr>
+            <w:tcW w:type="dxa" w:w="900"/>
+            <w:tcBorders>
+              <w:top w:val="single" w:color="CCCCCC" w:sz="1"/>
+              <w:left w:val="single" w:color="CCCCCC" w:sz="1"/>
+              <w:bottom w:val="single" w:color="CCCCCC" w:sz="1"/>
+              <w:right w:val="single" w:color="CCCCCC" w:sz="1"/>
+            </w:tcBorders>
+            <w:shd w:fill="EEF2F8" w:val="clear"/>
+            <w:tcMar>
+              <w:top w:type="dxa" w:w="60"/>
+              <w:left w:type="dxa" w:w="120"/>
+              <w:bottom w:type="dxa" w:w="60"/>
+              <w:right w:type="dxa" w:w="120"/>
+            </w:tcMar>
+            <w:vAlign w:val="center"/>
+          </w:tcPr>
+          <w:p>
+            <w:r>
+              <w:rPr>
+                <w:rFonts w:ascii="Arial" w:cs="Arial" w:eastAsia="Arial" w:hAnsi="Arial"/>
+                <w:sz w:val="18"/>
+                <w:szCs w:val="18"/>
+              </w:rPr>
+              <w:t xml:space="preserve">8. Serving the file</w:t>
+            </w:r>
+          </w:p>
+        </w:tc>
+        <w:tc>
+          <w:tcPr>
+            <w:tcW w:type="dxa" w:w="2200"/>
+            <w:tcBorders>
+              <w:top w:val="single" w:color="CCCCCC" w:sz="1"/>
+              <w:left w:val="single" w:color="CCCCCC" w:sz="1"/>
+              <w:bottom w:val="single" w:color="CCCCCC" w:sz="1"/>
+              <w:right w:val="single" w:color="CCCCCC" w:sz="1"/>
+            </w:tcBorders>
+            <w:shd w:fill="EEF2F8" w:val="clear"/>
+            <w:tcMar>
+              <w:top w:type="dxa" w:w="60"/>
+              <w:left w:type="dxa" w:w="120"/>
+              <w:bottom w:type="dxa" w:w="60"/>
+              <w:right w:type="dxa" w:w="120"/>
+            </w:tcMar>
+            <w:vAlign w:val="center"/>
+          </w:tcPr>
+          <w:p>
+            <w:r>
+              <w:rPr>
+                <w:rFonts w:ascii="Arial" w:cs="Arial" w:eastAsia="Arial" w:hAnsi="Arial"/>
+                <w:sz w:val="18"/>
+                <w:szCs w:val="18"/>
+              </w:rPr>
+              <w:t xml:space="preserve">Express static middleware</w:t>
+            </w:r>
+          </w:p>
+        </w:tc>
+        <w:tc>
+          <w:tcPr>
+            <w:tcW w:type="dxa" w:w="6620"/>
+            <w:tcBorders>
+              <w:top w:val="single" w:color="CCCCCC" w:sz="1"/>
+              <w:left w:val="single" w:color="CCCCCC" w:sz="1"/>
+              <w:bottom w:val="single" w:color="CCCCCC" w:sz="1"/>
+              <w:right w:val="single" w:color="CCCCCC" w:sz="1"/>
+            </w:tcBorders>
+            <w:shd w:fill="EEF2F8" w:val="clear"/>
+            <w:tcMar>
+              <w:top w:type="dxa" w:w="60"/>
+              <w:left w:type="dxa" w:w="120"/>
+              <w:bottom w:type="dxa" w:w="60"/>
+              <w:right w:type="dxa" w:w="120"/>
+            </w:tcMar>
+            <w:vAlign w:val="center"/>
+          </w:tcPr>
+          <w:p>
+            <w:r>
+              <w:rPr>
+                <w:rFonts w:ascii="Arial" w:cs="Arial" w:eastAsia="Arial" w:hAnsi="Arial"/>
+                <w:sz w:val="18"/>
+                <w:szCs w:val="18"/>
+              </w:rPr>
+              <w:t xml:space="preserve">express.static('public') in server.js serves everything inside the public/ folder. A saved filename becomes accessible at /uploads/forum/&lt;filename&gt; in the browser.</w:t>
+            </w:r>
+          </w:p>
+        </w:tc>
+      </w:tr>
+      <w:tr>
+        <w:tc>
+          <w:tcPr>
+            <w:tcW w:type="dxa" w:w="900"/>
+            <w:tcBorders>
+              <w:top w:val="single" w:color="CCCCCC" w:sz="1"/>
+              <w:left w:val="single" w:color="CCCCCC" w:sz="1"/>
+              <w:bottom w:val="single" w:color="CCCCCC" w:sz="1"/>
+              <w:right w:val="single" w:color="CCCCCC" w:sz="1"/>
+            </w:tcBorders>
+            <w:shd w:fill="FFFFFF" w:val="clear"/>
+            <w:tcMar>
+              <w:top w:type="dxa" w:w="60"/>
+              <w:left w:type="dxa" w:w="120"/>
+              <w:bottom w:type="dxa" w:w="60"/>
+              <w:right w:type="dxa" w:w="120"/>
+            </w:tcMar>
+            <w:vAlign w:val="center"/>
+          </w:tcPr>
+          <w:p>
+            <w:r>
+              <w:rPr>
+                <w:rFonts w:ascii="Arial" w:cs="Arial" w:eastAsia="Arial" w:hAnsi="Arial"/>
+                <w:sz w:val="18"/>
+                <w:szCs w:val="18"/>
+              </w:rPr>
+              <w:t xml:space="preserve">9. Displaying in view</w:t>
+            </w:r>
+          </w:p>
+        </w:tc>
+        <w:tc>
+          <w:tcPr>
+            <w:tcW w:type="dxa" w:w="2200"/>
+            <w:tcBorders>
+              <w:top w:val="single" w:color="CCCCCC" w:sz="1"/>
+              <w:left w:val="single" w:color="CCCCCC" w:sz="1"/>
+              <w:bottom w:val="single" w:color="CCCCCC" w:sz="1"/>
+              <w:right w:val="single" w:color="CCCCCC" w:sz="1"/>
+            </w:tcBorders>
+            <w:shd w:fill="FFFFFF" w:val="clear"/>
+            <w:tcMar>
+              <w:top w:type="dxa" w:w="60"/>
+              <w:left w:type="dxa" w:w="120"/>
+              <w:bottom w:type="dxa" w:w="60"/>
+              <w:right w:type="dxa" w:w="120"/>
+            </w:tcMar>
+            <w:vAlign w:val="center"/>
+          </w:tcPr>
+          <w:p>
+            <w:r>
+              <w:rPr>
+                <w:rFonts w:ascii="Arial" w:cs="Arial" w:eastAsia="Arial" w:hAnsi="Arial"/>
+                <w:sz w:val="18"/>
+                <w:szCs w:val="18"/>
+              </w:rPr>
+              <w:t xml:space="preserve">EJS templates</w:t>
+            </w:r>
+          </w:p>
+        </w:tc>
+        <w:tc>
+          <w:tcPr>
+            <w:tcW w:type="dxa" w:w="6620"/>
+            <w:tcBorders>
+              <w:top w:val="single" w:color="CCCCCC" w:sz="1"/>
+              <w:left w:val="single" w:color="CCCCCC" w:sz="1"/>
+              <w:bottom w:val="single" w:color="CCCCCC" w:sz="1"/>
+              <w:right w:val="single" w:color="CCCCCC" w:sz="1"/>
+            </w:tcBorders>
+            <w:shd w:fill="FFFFFF" w:val="clear"/>
+            <w:tcMar>
+              <w:top w:type="dxa" w:w="60"/>
+              <w:left w:type="dxa" w:w="120"/>
+              <w:bottom w:type="dxa" w:w="60"/>
+              <w:right w:type="dxa" w:w="120"/>
+            </w:tcMar>
+            <w:vAlign w:val="center"/>
+          </w:tcPr>
+          <w:p>
+            <w:r>
+              <w:rPr>
+                <w:rFonts w:ascii="Arial" w:cs="Arial" w:eastAsia="Arial" w:hAnsi="Arial"/>
+                <w:sz w:val="18"/>
+                <w:szCs w:val="18"/>
+              </w:rPr>
+              <w:t xml:space="preserve">&lt;img src="/uploads/forum/&lt;%= post.photo %&gt;"&gt; renders the image. The view first checks if post.photo exists before rendering the tag so posts without photos display cleanly.</w:t>
+            </w:r>
+          </w:p>
+        </w:tc>
+      </w:tr>
+    </w:tbl>
+    <w:p>
+      <w:pPr>
+        <w:spacing w:after="0" w:before="80"/>
+      </w:pPr>
+      <w:r>
+        <w:t xml:space="preserve"/>
+      </w:r>
+    </w:p>
+    <w:p>
+      <w:pPr>
+        <w:spacing w:after="40" w:before="40"/>
+      </w:pPr>
+      <w:r>
+        <w:rPr>
+          <w:rFonts w:ascii="Arial" w:cs="Arial" w:eastAsia="Arial" w:hAnsi="Arial"/>
+          <w:sz w:val="20"/>
+          <w:szCs w:val="20"/>
+        </w:rPr>
+        <w:t xml:space="preserve">Multer configuration file (middleware/upload.js):</w:t>
+      </w:r>
+    </w:p>
+    <w:p>
+      <w:pPr>
+        <w:spacing w:after="0" w:before="80"/>
+      </w:pPr>
+      <w:r>
+        <w:t xml:space="preserve"/>
+      </w:r>
+    </w:p>
+    <w:tbl>
+      <w:tblPr>
+        <w:tblW w:type="dxa" w:w="9720"/>
+        <w:tblBorders>
+          <w:top w:val="single" w:color="auto" w:sz="4"/>
+          <w:left w:val="single" w:color="auto" w:sz="4"/>
+          <w:bottom w:val="single" w:color="auto" w:sz="4"/>
+          <w:right w:val="single" w:color="auto" w:sz="4"/>
+          <w:insideH w:val="single" w:color="auto" w:sz="4"/>
+          <w:insideV w:val="single" w:color="auto" w:sz="4"/>
+        </w:tblBorders>
+      </w:tblPr>
+      <w:tblGrid>
+        <w:gridCol w:w="9720"/>
+      </w:tblGrid>
+      <w:tr>
+        <w:tc>
+          <w:tcPr>
+            <w:tcBorders>
+              <w:top w:val="single" w:color="CCCCCC" w:sz="1"/>
+              <w:left w:val="single" w:color="1F3864" w:sz="8"/>
+              <w:bottom w:val="single" w:color="CCCCCC" w:sz="1"/>
+              <w:right w:val="single" w:color="CCCCCC" w:sz="1"/>
+            </w:tcBorders>
+            <w:shd w:fill="F0F4F8" w:val="clear"/>
+            <w:tcMar>
+              <w:top w:type="dxa" w:w="120"/>
+              <w:left w:type="dxa" w:w="200"/>
+              <w:bottom w:type="dxa" w:w="120"/>
+              <w:right w:type="dxa" w:w="200"/>
+            </w:tcMar>
+          </w:tcPr>
+          <w:p>
+            <w:pPr>
+              <w:spacing w:after="10" w:before="10"/>
+            </w:pPr>
+            <w:r>
+              <w:rPr>
+                <w:rFonts w:ascii="Courier New" w:cs="Courier New" w:eastAsia="Courier New" w:hAnsi="Courier New"/>
+                <w:color w:val="1E3A5F"/>
+                <w:sz w:val="17"/>
+                <w:szCs w:val="17"/>
+              </w:rPr>
+              <w:t xml:space="preserve">const multer  = require('multer');</w:t>
+            </w:r>
+          </w:p>
+          <w:p>
+            <w:pPr>
+              <w:spacing w:after="10" w:before="10"/>
+            </w:pPr>
+            <w:r>
+              <w:rPr>
+                <w:rFonts w:ascii="Courier New" w:cs="Courier New" w:eastAsia="Courier New" w:hAnsi="Courier New"/>
+                <w:color w:val="1E3A5F"/>
+                <w:sz w:val="17"/>
+                <w:szCs w:val="17"/>
+              </w:rPr>
+              <w:t xml:space="preserve">const path    = require('path');</w:t>
+            </w:r>
+          </w:p>
+          <w:p>
+            <w:pPr>
+              <w:spacing w:after="10" w:before="10"/>
+            </w:pPr>
+            <w:r>
+              <w:rPr>
+                <w:rFonts w:ascii="Courier New" w:cs="Courier New" w:eastAsia="Courier New" w:hAnsi="Courier New"/>
+                <w:color w:val="1E3A5F"/>
+                <w:sz w:val="17"/>
+                <w:szCs w:val="17"/>
+              </w:rPr>
+              <w:t xml:space="preserve"/>
+            </w:r>
+          </w:p>
+          <w:p>
+            <w:pPr>
+              <w:spacing w:after="10" w:before="10"/>
+            </w:pPr>
+            <w:r>
+              <w:rPr>
+                <w:rFonts w:ascii="Courier New" w:cs="Courier New" w:eastAsia="Courier New" w:hAnsi="Courier New"/>
+                <w:color w:val="1E3A5F"/>
+                <w:sz w:val="17"/>
+                <w:szCs w:val="17"/>
+              </w:rPr>
+              <w:t xml:space="preserve">const storage = multer.diskStorage({</w:t>
+            </w:r>
+          </w:p>
+          <w:p>
+            <w:pPr>
+              <w:spacing w:after="10" w:before="10"/>
+            </w:pPr>
+            <w:r>
+              <w:rPr>
+                <w:rFonts w:ascii="Courier New" w:cs="Courier New" w:eastAsia="Courier New" w:hAnsi="Courier New"/>
+                <w:color w:val="1E3A5F"/>
+                <w:sz w:val="17"/>
+                <w:szCs w:val="17"/>
+              </w:rPr>
+              <w:t xml:space="preserve">  destination: function(req, file, cb) {</w:t>
+            </w:r>
+          </w:p>
+          <w:p>
+            <w:pPr>
+              <w:spacing w:after="10" w:before="10"/>
+            </w:pPr>
+            <w:r>
+              <w:rPr>
+                <w:rFonts w:ascii="Courier New" w:cs="Courier New" w:eastAsia="Courier New" w:hAnsi="Courier New"/>
+                <w:color w:val="1E3A5F"/>
+                <w:sz w:val="17"/>
+                <w:szCs w:val="17"/>
+              </w:rPr>
+              <w:t xml:space="preserve">    cb(null, 'public/uploads/forum/');   // folder must exist before upload</w:t>
+            </w:r>
+          </w:p>
+          <w:p>
+            <w:pPr>
+              <w:spacing w:after="10" w:before="10"/>
+            </w:pPr>
+            <w:r>
+              <w:rPr>
+                <w:rFonts w:ascii="Courier New" w:cs="Courier New" w:eastAsia="Courier New" w:hAnsi="Courier New"/>
+                <w:color w:val="1E3A5F"/>
+                <w:sz w:val="17"/>
+                <w:szCs w:val="17"/>
+              </w:rPr>
+              <w:t xml:space="preserve">  },</w:t>
+            </w:r>
+          </w:p>
+          <w:p>
+            <w:pPr>
+              <w:spacing w:after="10" w:before="10"/>
+            </w:pPr>
+            <w:r>
+              <w:rPr>
+                <w:rFonts w:ascii="Courier New" w:cs="Courier New" w:eastAsia="Courier New" w:hAnsi="Courier New"/>
+                <w:color w:val="1E3A5F"/>
+                <w:sz w:val="17"/>
+                <w:szCs w:val="17"/>
+              </w:rPr>
+              <w:t xml:space="preserve">  filename: function(req, file, cb) {</w:t>
+            </w:r>
+          </w:p>
+          <w:p>
+            <w:pPr>
+              <w:spacing w:after="10" w:before="10"/>
+            </w:pPr>
+            <w:r>
+              <w:rPr>
+                <w:rFonts w:ascii="Courier New" w:cs="Courier New" w:eastAsia="Courier New" w:hAnsi="Courier New"/>
+                <w:color w:val="1E3A5F"/>
+                <w:sz w:val="17"/>
+                <w:szCs w:val="17"/>
+              </w:rPr>
+              <w:t xml:space="preserve">    const ext = path.extname(file.originalname).toLowerCase();</w:t>
+            </w:r>
+          </w:p>
+          <w:p>
+            <w:pPr>
+              <w:spacing w:after="10" w:before="10"/>
+            </w:pPr>
+            <w:r>
+              <w:rPr>
+                <w:rFonts w:ascii="Courier New" w:cs="Courier New" w:eastAsia="Courier New" w:hAnsi="Courier New"/>
+                <w:color w:val="1E3A5F"/>
+                <w:sz w:val="17"/>
+                <w:szCs w:val="17"/>
+              </w:rPr>
+              <w:t xml:space="preserve">    cb(null, Date.now() + ext);           // e.g.  1712345678901.jpg</w:t>
+            </w:r>
+          </w:p>
+          <w:p>
+            <w:pPr>
+              <w:spacing w:after="10" w:before="10"/>
+            </w:pPr>
+            <w:r>
+              <w:rPr>
+                <w:rFonts w:ascii="Courier New" w:cs="Courier New" w:eastAsia="Courier New" w:hAnsi="Courier New"/>
+                <w:color w:val="1E3A5F"/>
+                <w:sz w:val="17"/>
+                <w:szCs w:val="17"/>
+              </w:rPr>
+              <w:t xml:space="preserve">  }</w:t>
+            </w:r>
+          </w:p>
+          <w:p>
+            <w:pPr>
+              <w:spacing w:after="10" w:before="10"/>
+            </w:pPr>
+            <w:r>
+              <w:rPr>
+                <w:rFonts w:ascii="Courier New" w:cs="Courier New" w:eastAsia="Courier New" w:hAnsi="Courier New"/>
+                <w:color w:val="1E3A5F"/>
+                <w:sz w:val="17"/>
+                <w:szCs w:val="17"/>
+              </w:rPr>
+              <w:t xml:space="preserve">});</w:t>
+            </w:r>
+          </w:p>
+          <w:p>
+            <w:pPr>
+              <w:spacing w:after="10" w:before="10"/>
+            </w:pPr>
+            <w:r>
+              <w:rPr>
+                <w:rFonts w:ascii="Courier New" w:cs="Courier New" w:eastAsia="Courier New" w:hAnsi="Courier New"/>
+                <w:color w:val="1E3A5F"/>
+                <w:sz w:val="17"/>
+                <w:szCs w:val="17"/>
+              </w:rPr>
+              <w:t xml:space="preserve"/>
+            </w:r>
+          </w:p>
+          <w:p>
+            <w:pPr>
+              <w:spacing w:after="10" w:before="10"/>
+            </w:pPr>
+            <w:r>
+              <w:rPr>
+                <w:rFonts w:ascii="Courier New" w:cs="Courier New" w:eastAsia="Courier New" w:hAnsi="Courier New"/>
+                <w:color w:val="1E3A5F"/>
+                <w:sz w:val="17"/>
+                <w:szCs w:val="17"/>
+              </w:rPr>
+              <w:t xml:space="preserve">const fileFilter = function(req, file, cb) {</w:t>
+            </w:r>
+          </w:p>
+          <w:p>
+            <w:pPr>
+              <w:spacing w:after="10" w:before="10"/>
+            </w:pPr>
+            <w:r>
+              <w:rPr>
+                <w:rFonts w:ascii="Courier New" w:cs="Courier New" w:eastAsia="Courier New" w:hAnsi="Courier New"/>
+                <w:color w:val="1E3A5F"/>
+                <w:sz w:val="17"/>
+                <w:szCs w:val="17"/>
+              </w:rPr>
+              <w:t xml:space="preserve">  const allowed = ['image/jpeg', 'image/png', 'image/gif', 'image/webp'];</w:t>
+            </w:r>
+          </w:p>
+          <w:p>
+            <w:pPr>
+              <w:spacing w:after="10" w:before="10"/>
+            </w:pPr>
+            <w:r>
+              <w:rPr>
+                <w:rFonts w:ascii="Courier New" w:cs="Courier New" w:eastAsia="Courier New" w:hAnsi="Courier New"/>
+                <w:color w:val="1E3A5F"/>
+                <w:sz w:val="17"/>
+                <w:szCs w:val="17"/>
+              </w:rPr>
+              <w:t xml:space="preserve">  if (allowed.includes(file.mimetype)) {</w:t>
+            </w:r>
+          </w:p>
+          <w:p>
+            <w:pPr>
+              <w:spacing w:after="10" w:before="10"/>
+            </w:pPr>
+            <w:r>
+              <w:rPr>
+                <w:rFonts w:ascii="Courier New" w:cs="Courier New" w:eastAsia="Courier New" w:hAnsi="Courier New"/>
+                <w:color w:val="1E3A5F"/>
+                <w:sz w:val="17"/>
+                <w:szCs w:val="17"/>
+              </w:rPr>
+              <w:t xml:space="preserve">    cb(null, true);   // accept the file</w:t>
+            </w:r>
+          </w:p>
+          <w:p>
+            <w:pPr>
+              <w:spacing w:after="10" w:before="10"/>
+            </w:pPr>
+            <w:r>
+              <w:rPr>
+                <w:rFonts w:ascii="Courier New" w:cs="Courier New" w:eastAsia="Courier New" w:hAnsi="Courier New"/>
+                <w:color w:val="1E3A5F"/>
+                <w:sz w:val="17"/>
+                <w:szCs w:val="17"/>
+              </w:rPr>
+              <w:t xml:space="preserve">  } else {</w:t>
+            </w:r>
+          </w:p>
+          <w:p>
+            <w:pPr>
+              <w:spacing w:after="10" w:before="10"/>
+            </w:pPr>
+            <w:r>
+              <w:rPr>
+                <w:rFonts w:ascii="Courier New" w:cs="Courier New" w:eastAsia="Courier New" w:hAnsi="Courier New"/>
+                <w:color w:val="1E3A5F"/>
+                <w:sz w:val="17"/>
+                <w:szCs w:val="17"/>
+              </w:rPr>
+              <w:t xml:space="preserve">    cb(new Error('Only image files are allowed.'), false);  // reject</w:t>
+            </w:r>
+          </w:p>
+          <w:p>
+            <w:pPr>
+              <w:spacing w:after="10" w:before="10"/>
+            </w:pPr>
+            <w:r>
+              <w:rPr>
+                <w:rFonts w:ascii="Courier New" w:cs="Courier New" w:eastAsia="Courier New" w:hAnsi="Courier New"/>
+                <w:color w:val="1E3A5F"/>
+                <w:sz w:val="17"/>
+                <w:szCs w:val="17"/>
+              </w:rPr>
+              <w:t xml:space="preserve">  }</w:t>
+            </w:r>
+          </w:p>
+          <w:p>
+            <w:pPr>
+              <w:spacing w:after="10" w:before="10"/>
+            </w:pPr>
+            <w:r>
+              <w:rPr>
+                <w:rFonts w:ascii="Courier New" w:cs="Courier New" w:eastAsia="Courier New" w:hAnsi="Courier New"/>
+                <w:color w:val="1E3A5F"/>
+                <w:sz w:val="17"/>
+                <w:szCs w:val="17"/>
+              </w:rPr>
+              <w:t xml:space="preserve">};</w:t>
+            </w:r>
+          </w:p>
+          <w:p>
+            <w:pPr>
+              <w:spacing w:after="10" w:before="10"/>
+            </w:pPr>
+            <w:r>
+              <w:rPr>
+                <w:rFonts w:ascii="Courier New" w:cs="Courier New" w:eastAsia="Courier New" w:hAnsi="Courier New"/>
+                <w:color w:val="1E3A5F"/>
+                <w:sz w:val="17"/>
+                <w:szCs w:val="17"/>
+              </w:rPr>
+              <w:t xml:space="preserve"/>
+            </w:r>
+          </w:p>
+          <w:p>
+            <w:pPr>
+              <w:spacing w:after="10" w:before="10"/>
+            </w:pPr>
+            <w:r>
+              <w:rPr>
+                <w:rFonts w:ascii="Courier New" w:cs="Courier New" w:eastAsia="Courier New" w:hAnsi="Courier New"/>
+                <w:color w:val="1E3A5F"/>
+                <w:sz w:val="17"/>
+                <w:szCs w:val="17"/>
+              </w:rPr>
+              <w:t xml:space="preserve">module.exports = multer({ storage, fileFilter, limits: { fileSize: 5 * 1024 * 1024 } });</w:t>
+            </w:r>
+          </w:p>
+        </w:tc>
+      </w:tr>
+    </w:tbl>
+    <w:p>
+      <w:pPr>
+        <w:spacing w:after="0" w:before="80"/>
+      </w:pPr>
+      <w:r>
+        <w:t xml:space="preserve"/>
+      </w:r>
+    </w:p>
+    <w:p>
+      <w:pPr>
+        <w:spacing w:after="40" w:before="40"/>
+      </w:pPr>
+      <w:r>
+        <w:rPr>
+          <w:rFonts w:ascii="Arial" w:cs="Arial" w:eastAsia="Arial" w:hAnsi="Arial"/>
+          <w:sz w:val="20"/>
+          <w:szCs w:val="20"/>
+        </w:rPr>
+        <w:t xml:space="preserve">How the route uses multer:</w:t>
+      </w:r>
+    </w:p>
+    <w:p>
+      <w:pPr>
+        <w:spacing w:after="0" w:before="80"/>
+      </w:pPr>
+      <w:r>
+        <w:t xml:space="preserve"/>
+      </w:r>
+    </w:p>
+    <w:tbl>
+      <w:tblPr>
+        <w:tblW w:type="dxa" w:w="9720"/>
+        <w:tblBorders>
+          <w:top w:val="single" w:color="auto" w:sz="4"/>
+          <w:left w:val="single" w:color="auto" w:sz="4"/>
+          <w:bottom w:val="single" w:color="auto" w:sz="4"/>
+          <w:right w:val="single" w:color="auto" w:sz="4"/>
+          <w:insideH w:val="single" w:color="auto" w:sz="4"/>
+          <w:insideV w:val="single" w:color="auto" w:sz="4"/>
+        </w:tblBorders>
+      </w:tblPr>
+      <w:tblGrid>
+        <w:gridCol w:w="9720"/>
+      </w:tblGrid>
+      <w:tr>
+        <w:tc>
+          <w:tcPr>
+            <w:tcBorders>
+              <w:top w:val="single" w:color="CCCCCC" w:sz="1"/>
+              <w:left w:val="single" w:color="1F3864" w:sz="8"/>
+              <w:bottom w:val="single" w:color="CCCCCC" w:sz="1"/>
+              <w:right w:val="single" w:color="CCCCCC" w:sz="1"/>
+            </w:tcBorders>
+            <w:shd w:fill="F0F4F8" w:val="clear"/>
+            <w:tcMar>
+              <w:top w:type="dxa" w:w="120"/>
+              <w:left w:type="dxa" w:w="200"/>
+              <w:bottom w:type="dxa" w:w="120"/>
+              <w:right w:type="dxa" w:w="200"/>
+            </w:tcMar>
+          </w:tcPr>
+          <w:p>
+            <w:pPr>
+              <w:spacing w:after="10" w:before="10"/>
+            </w:pPr>
+            <w:r>
+              <w:rPr>
+                <w:rFonts w:ascii="Courier New" w:cs="Courier New" w:eastAsia="Courier New" w:hAnsi="Courier New"/>
+                <w:color w:val="1E3A5F"/>
+                <w:sz w:val="17"/>
+                <w:szCs w:val="17"/>
+              </w:rPr>
+              <w:t xml:space="preserve">const upload = require('../middleware/upload');</w:t>
+            </w:r>
+          </w:p>
+          <w:p>
+            <w:pPr>
+              <w:spacing w:after="10" w:before="10"/>
+            </w:pPr>
+            <w:r>
+              <w:rPr>
+                <w:rFonts w:ascii="Courier New" w:cs="Courier New" w:eastAsia="Courier New" w:hAnsi="Courier New"/>
+                <w:color w:val="1E3A5F"/>
+                <w:sz w:val="17"/>
+                <w:szCs w:val="17"/>
+              </w:rPr>
+              <w:t xml:space="preserve"/>
+            </w:r>
+          </w:p>
+          <w:p>
+            <w:pPr>
+              <w:spacing w:after="10" w:before="10"/>
+            </w:pPr>
+            <w:r>
+              <w:rPr>
+                <w:rFonts w:ascii="Courier New" w:cs="Courier New" w:eastAsia="Courier New" w:hAnsi="Courier New"/>
+                <w:color w:val="888888"/>
+                <w:sz w:val="17"/>
+                <w:szCs w:val="17"/>
+              </w:rPr>
+              <w:t xml:space="preserve">// upload.single('photo') runs BEFORE the controller</w:t>
+            </w:r>
+          </w:p>
+          <w:p>
+            <w:pPr>
+              <w:spacing w:after="10" w:before="10"/>
+            </w:pPr>
+            <w:r>
+              <w:rPr>
+                <w:rFonts w:ascii="Courier New" w:cs="Courier New" w:eastAsia="Courier New" w:hAnsi="Courier New"/>
+                <w:color w:val="888888"/>
+                <w:sz w:val="17"/>
+                <w:szCs w:val="17"/>
+              </w:rPr>
+              <w:t xml:space="preserve">// It reads the multipart form, saves the file, then calls next()</w:t>
+            </w:r>
+          </w:p>
+          <w:p>
+            <w:pPr>
+              <w:spacing w:after="10" w:before="10"/>
+            </w:pPr>
+            <w:r>
+              <w:rPr>
+                <w:rFonts w:ascii="Courier New" w:cs="Courier New" w:eastAsia="Courier New" w:hAnsi="Courier New"/>
+                <w:color w:val="1E3A5F"/>
+                <w:sz w:val="17"/>
+                <w:szCs w:val="17"/>
+              </w:rPr>
+              <w:t xml:space="preserve">router.post('/new',      upload.single('photo'), forumController.createPost);</w:t>
+            </w:r>
+          </w:p>
+          <w:p>
+            <w:pPr>
+              <w:spacing w:after="10" w:before="10"/>
+            </w:pPr>
+            <w:r>
+              <w:rPr>
+                <w:rFonts w:ascii="Courier New" w:cs="Courier New" w:eastAsia="Courier New" w:hAnsi="Courier New"/>
+                <w:color w:val="1E3A5F"/>
+                <w:sz w:val="17"/>
+                <w:szCs w:val="17"/>
+              </w:rPr>
+              <w:t xml:space="preserve">router.post('/:id/edit', upload.single('photo'), forumController.updatePost);</w:t>
+            </w:r>
+          </w:p>
+          <w:p>
+            <w:pPr>
+              <w:spacing w:after="10" w:before="10"/>
+            </w:pPr>
+            <w:r>
+              <w:rPr>
+                <w:rFonts w:ascii="Courier New" w:cs="Courier New" w:eastAsia="Courier New" w:hAnsi="Courier New"/>
+                <w:color w:val="1E3A5F"/>
+                <w:sz w:val="17"/>
+                <w:szCs w:val="17"/>
+              </w:rPr>
+              <w:t xml:space="preserve">router.post('/:id/reply',upload.single('photo'), forumController.addReply);</w:t>
+            </w:r>
+          </w:p>
+        </w:tc>
+      </w:tr>
+    </w:tbl>
+    <w:p>
+      <w:pPr>
+        <w:spacing w:after="0" w:before="80"/>
+      </w:pPr>
+      <w:r>
+        <w:t xml:space="preserve"/>
+      </w:r>
+    </w:p>
+    <w:p>
+      <w:pPr>
+        <w:spacing w:after="40" w:before="40"/>
+      </w:pPr>
+      <w:r>
+        <w:rPr>
+          <w:rFonts w:ascii="Arial" w:cs="Arial" w:eastAsia="Arial" w:hAnsi="Arial"/>
+          <w:sz w:val="20"/>
+          <w:szCs w:val="20"/>
+        </w:rPr>
+        <w:t xml:space="preserve">How the controller reads the uploaded file:</w:t>
+      </w:r>
+    </w:p>
+    <w:p>
+      <w:pPr>
+        <w:spacing w:after="0" w:before="80"/>
+      </w:pPr>
+      <w:r>
+        <w:t xml:space="preserve"/>
+      </w:r>
+    </w:p>
+    <w:tbl>
+      <w:tblPr>
+        <w:tblW w:type="dxa" w:w="9720"/>
+        <w:tblBorders>
+          <w:top w:val="single" w:color="auto" w:sz="4"/>
+          <w:left w:val="single" w:color="auto" w:sz="4"/>
+          <w:bottom w:val="single" w:color="auto" w:sz="4"/>
+          <w:right w:val="single" w:color="auto" w:sz="4"/>
+          <w:insideH w:val="single" w:color="auto" w:sz="4"/>
+          <w:insideV w:val="single" w:color="auto" w:sz="4"/>
+        </w:tblBorders>
+      </w:tblPr>
+      <w:tblGrid>
+        <w:gridCol w:w="9720"/>
+      </w:tblGrid>
+      <w:tr>
+        <w:tc>
+          <w:tcPr>
+            <w:tcBorders>
+              <w:top w:val="single" w:color="CCCCCC" w:sz="1"/>
+              <w:left w:val="single" w:color="1F3864" w:sz="8"/>
+              <w:bottom w:val="single" w:color="CCCCCC" w:sz="1"/>
+              <w:right w:val="single" w:color="CCCCCC" w:sz="1"/>
+            </w:tcBorders>
+            <w:shd w:fill="F0F4F8" w:val="clear"/>
+            <w:tcMar>
+              <w:top w:type="dxa" w:w="120"/>
+              <w:left w:type="dxa" w:w="200"/>
+              <w:bottom w:type="dxa" w:w="120"/>
+              <w:right w:type="dxa" w:w="200"/>
+            </w:tcMar>
+          </w:tcPr>
+          <w:p>
+            <w:pPr>
+              <w:spacing w:after="10" w:before="10"/>
+            </w:pPr>
+            <w:r>
+              <w:rPr>
+                <w:rFonts w:ascii="Courier New" w:cs="Courier New" w:eastAsia="Courier New" w:hAnsi="Courier New"/>
+                <w:color w:val="1E3A5F"/>
+                <w:sz w:val="17"/>
+                <w:szCs w:val="17"/>
+              </w:rPr>
+              <w:t xml:space="preserve">exports.createPost = async (req, res) =&gt; {</w:t>
+            </w:r>
+          </w:p>
+          <w:p>
+            <w:pPr>
+              <w:spacing w:after="10" w:before="10"/>
+            </w:pPr>
+            <w:r>
+              <w:rPr>
+                <w:rFonts w:ascii="Courier New" w:cs="Courier New" w:eastAsia="Courier New" w:hAnsi="Courier New"/>
+                <w:color w:val="1E3A5F"/>
+                <w:sz w:val="17"/>
+                <w:szCs w:val="17"/>
+              </w:rPr>
+              <w:t xml:space="preserve">  await Forum.createPost({</w:t>
+            </w:r>
+          </w:p>
+          <w:p>
+            <w:pPr>
+              <w:spacing w:after="10" w:before="10"/>
+            </w:pPr>
+            <w:r>
+              <w:rPr>
+                <w:rFonts w:ascii="Courier New" w:cs="Courier New" w:eastAsia="Courier New" w:hAnsi="Courier New"/>
+                <w:color w:val="1E3A5F"/>
+                <w:sz w:val="17"/>
+                <w:szCs w:val="17"/>
+              </w:rPr>
+              <w:t xml:space="preserve">    title:   req.body.title,       // text fields still in req.body</w:t>
+            </w:r>
+          </w:p>
+          <w:p>
+            <w:pPr>
+              <w:spacing w:after="10" w:before="10"/>
+            </w:pPr>
+            <w:r>
+              <w:rPr>
+                <w:rFonts w:ascii="Courier New" w:cs="Courier New" w:eastAsia="Courier New" w:hAnsi="Courier New"/>
+                <w:color w:val="1E3A5F"/>
+                <w:sz w:val="17"/>
+                <w:szCs w:val="17"/>
+              </w:rPr>
+              <w:t xml:space="preserve">    content: req.body.content,</w:t>
+            </w:r>
+          </w:p>
+          <w:p>
+            <w:pPr>
+              <w:spacing w:after="10" w:before="10"/>
+            </w:pPr>
+            <w:r>
+              <w:rPr>
+                <w:rFonts w:ascii="Courier New" w:cs="Courier New" w:eastAsia="Courier New" w:hAnsi="Courier New"/>
+                <w:color w:val="1E3A5F"/>
+                <w:sz w:val="17"/>
+                <w:szCs w:val="17"/>
+              </w:rPr>
+              <w:t xml:space="preserve">    userId:  req.session.user._id,</w:t>
+            </w:r>
+          </w:p>
+          <w:p>
+            <w:pPr>
+              <w:spacing w:after="10" w:before="10"/>
+            </w:pPr>
+            <w:r>
+              <w:rPr>
+                <w:rFonts w:ascii="Courier New" w:cs="Courier New" w:eastAsia="Courier New" w:hAnsi="Courier New"/>
+                <w:color w:val="1E3A5F"/>
+                <w:sz w:val="17"/>
+                <w:szCs w:val="17"/>
+              </w:rPr>
+              <w:t xml:space="preserve">    photo:   req.file ? req.file.filename : null,  // null if no file uploaded</w:t>
+            </w:r>
+          </w:p>
+          <w:p>
+            <w:pPr>
+              <w:spacing w:after="10" w:before="10"/>
+            </w:pPr>
+            <w:r>
+              <w:rPr>
+                <w:rFonts w:ascii="Courier New" w:cs="Courier New" w:eastAsia="Courier New" w:hAnsi="Courier New"/>
+                <w:color w:val="1E3A5F"/>
+                <w:sz w:val="17"/>
+                <w:szCs w:val="17"/>
+              </w:rPr>
+              <w:t xml:space="preserve">  });</w:t>
+            </w:r>
+          </w:p>
+          <w:p>
+            <w:pPr>
+              <w:spacing w:after="10" w:before="10"/>
+            </w:pPr>
+            <w:r>
+              <w:rPr>
+                <w:rFonts w:ascii="Courier New" w:cs="Courier New" w:eastAsia="Courier New" w:hAnsi="Courier New"/>
+                <w:color w:val="1E3A5F"/>
+                <w:sz w:val="17"/>
+                <w:szCs w:val="17"/>
+              </w:rPr>
+              <w:t xml:space="preserve">  res.redirect('/forum');</w:t>
+            </w:r>
+          </w:p>
+          <w:p>
+            <w:pPr>
+              <w:spacing w:after="10" w:before="10"/>
+            </w:pPr>
+            <w:r>
+              <w:rPr>
+                <w:rFonts w:ascii="Courier New" w:cs="Courier New" w:eastAsia="Courier New" w:hAnsi="Courier New"/>
+                <w:color w:val="1E3A5F"/>
+                <w:sz w:val="17"/>
+                <w:szCs w:val="17"/>
+              </w:rPr>
+              <w:t xml:space="preserve">};</w:t>
+            </w:r>
+          </w:p>
+        </w:tc>
+      </w:tr>
+    </w:tbl>
+    <w:p>
+      <w:pPr>
+        <w:spacing w:after="0" w:before="80"/>
+      </w:pPr>
+      <w:r>
+        <w:t xml:space="preserve"/>
+      </w:r>
+    </w:p>
+    <w:p>
+      <w:pPr>
+        <w:spacing w:after="40" w:before="40"/>
+      </w:pPr>
+      <w:r>
+        <w:rPr>
+          <w:rFonts w:ascii="Arial" w:cs="Arial" w:eastAsia="Arial" w:hAnsi="Arial"/>
+          <w:sz w:val="20"/>
+          <w:szCs w:val="20"/>
+        </w:rPr>
+        <w:t xml:space="preserve">Photo preview before submit (client-side JavaScript in the view):</w:t>
+      </w:r>
+    </w:p>
+    <w:p>
+      <w:pPr>
+        <w:spacing w:after="0" w:before="80"/>
+      </w:pPr>
+      <w:r>
+        <w:t xml:space="preserve"/>
+      </w:r>
+    </w:p>
+    <w:tbl>
+      <w:tblPr>
+        <w:tblW w:type="dxa" w:w="9720"/>
+        <w:tblBorders>
+          <w:top w:val="single" w:color="auto" w:sz="4"/>
+          <w:left w:val="single" w:color="auto" w:sz="4"/>
+          <w:bottom w:val="single" w:color="auto" w:sz="4"/>
+          <w:right w:val="single" w:color="auto" w:sz="4"/>
+          <w:insideH w:val="single" w:color="auto" w:sz="4"/>
+          <w:insideV w:val="single" w:color="auto" w:sz="4"/>
+        </w:tblBorders>
+      </w:tblPr>
+      <w:tblGrid>
+        <w:gridCol w:w="9720"/>
+      </w:tblGrid>
+      <w:tr>
+        <w:tc>
+          <w:tcPr>
+            <w:tcBorders>
+              <w:top w:val="single" w:color="CCCCCC" w:sz="1"/>
+              <w:left w:val="single" w:color="1F3864" w:sz="8"/>
+              <w:bottom w:val="single" w:color="CCCCCC" w:sz="1"/>
+              <w:right w:val="single" w:color="CCCCCC" w:sz="1"/>
+            </w:tcBorders>
+            <w:shd w:fill="F0F4F8" w:val="clear"/>
+            <w:tcMar>
+              <w:top w:type="dxa" w:w="120"/>
+              <w:left w:type="dxa" w:w="200"/>
+              <w:bottom w:type="dxa" w:w="120"/>
+              <w:right w:type="dxa" w:w="200"/>
+            </w:tcMar>
+          </w:tcPr>
+          <w:p>
+            <w:pPr>
+              <w:spacing w:after="10" w:before="10"/>
+            </w:pPr>
+            <w:r>
+              <w:rPr>
+                <w:rFonts w:ascii="Courier New" w:cs="Courier New" w:eastAsia="Courier New" w:hAnsi="Courier New"/>
+                <w:color w:val="1E3A5F"/>
+                <w:sz w:val="17"/>
+                <w:szCs w:val="17"/>
+              </w:rPr>
+              <w:t xml:space="preserve">document.getElementById('photo').addEventListener('change', function() {</w:t>
+            </w:r>
+          </w:p>
+          <w:p>
+            <w:pPr>
+              <w:spacing w:after="10" w:before="10"/>
+            </w:pPr>
+            <w:r>
+              <w:rPr>
+                <w:rFonts w:ascii="Courier New" w:cs="Courier New" w:eastAsia="Courier New" w:hAnsi="Courier New"/>
+                <w:color w:val="1E3A5F"/>
+                <w:sz w:val="17"/>
+                <w:szCs w:val="17"/>
+              </w:rPr>
+              <w:t xml:space="preserve">  const file = this.files[0];</w:t>
+            </w:r>
+          </w:p>
+          <w:p>
+            <w:pPr>
+              <w:spacing w:after="10" w:before="10"/>
+            </w:pPr>
+            <w:r>
+              <w:rPr>
+                <w:rFonts w:ascii="Courier New" w:cs="Courier New" w:eastAsia="Courier New" w:hAnsi="Courier New"/>
+                <w:color w:val="1E3A5F"/>
+                <w:sz w:val="17"/>
+                <w:szCs w:val="17"/>
+              </w:rPr>
+              <w:t xml:space="preserve">  if (!file) return;</w:t>
+            </w:r>
+          </w:p>
+          <w:p>
+            <w:pPr>
+              <w:spacing w:after="10" w:before="10"/>
+            </w:pPr>
+            <w:r>
+              <w:rPr>
+                <w:rFonts w:ascii="Courier New" w:cs="Courier New" w:eastAsia="Courier New" w:hAnsi="Courier New"/>
+                <w:color w:val="1E3A5F"/>
+                <w:sz w:val="17"/>
+                <w:szCs w:val="17"/>
+              </w:rPr>
+              <w:t xml:space="preserve">  const reader = new FileReader();          // built-in browser API</w:t>
+            </w:r>
+          </w:p>
+          <w:p>
+            <w:pPr>
+              <w:spacing w:after="10" w:before="10"/>
+            </w:pPr>
+            <w:r>
+              <w:rPr>
+                <w:rFonts w:ascii="Courier New" w:cs="Courier New" w:eastAsia="Courier New" w:hAnsi="Courier New"/>
+                <w:color w:val="1E3A5F"/>
+                <w:sz w:val="17"/>
+                <w:szCs w:val="17"/>
+              </w:rPr>
+              <w:t xml:space="preserve">  reader.onload = function(e) {</w:t>
+            </w:r>
+          </w:p>
+          <w:p>
+            <w:pPr>
+              <w:spacing w:after="10" w:before="10"/>
+            </w:pPr>
+            <w:r>
+              <w:rPr>
+                <w:rFonts w:ascii="Courier New" w:cs="Courier New" w:eastAsia="Courier New" w:hAnsi="Courier New"/>
+                <w:color w:val="1E3A5F"/>
+                <w:sz w:val="17"/>
+                <w:szCs w:val="17"/>
+              </w:rPr>
+              <w:t xml:space="preserve">    const img = document.getElementById('photo-preview');</w:t>
+            </w:r>
+          </w:p>
+          <w:p>
+            <w:pPr>
+              <w:spacing w:after="10" w:before="10"/>
+            </w:pPr>
+            <w:r>
+              <w:rPr>
+                <w:rFonts w:ascii="Courier New" w:cs="Courier New" w:eastAsia="Courier New" w:hAnsi="Courier New"/>
+                <w:color w:val="1E3A5F"/>
+                <w:sz w:val="17"/>
+                <w:szCs w:val="17"/>
+              </w:rPr>
+              <w:t xml:space="preserve">    img.src = e.target.result;              // data URL shown instantly</w:t>
+            </w:r>
+          </w:p>
+          <w:p>
+            <w:pPr>
+              <w:spacing w:after="10" w:before="10"/>
+            </w:pPr>
+            <w:r>
+              <w:rPr>
+                <w:rFonts w:ascii="Courier New" w:cs="Courier New" w:eastAsia="Courier New" w:hAnsi="Courier New"/>
+                <w:color w:val="1E3A5F"/>
+                <w:sz w:val="17"/>
+                <w:szCs w:val="17"/>
+              </w:rPr>
+              <w:t xml:space="preserve">    img.style.display = 'block';</w:t>
+            </w:r>
+          </w:p>
+          <w:p>
+            <w:pPr>
+              <w:spacing w:after="10" w:before="10"/>
+            </w:pPr>
+            <w:r>
+              <w:rPr>
+                <w:rFonts w:ascii="Courier New" w:cs="Courier New" w:eastAsia="Courier New" w:hAnsi="Courier New"/>
+                <w:color w:val="1E3A5F"/>
+                <w:sz w:val="17"/>
+                <w:szCs w:val="17"/>
+              </w:rPr>
+              <w:t xml:space="preserve">  };</w:t>
+            </w:r>
+          </w:p>
+          <w:p>
+            <w:pPr>
+              <w:spacing w:after="10" w:before="10"/>
+            </w:pPr>
+            <w:r>
+              <w:rPr>
+                <w:rFonts w:ascii="Courier New" w:cs="Courier New" w:eastAsia="Courier New" w:hAnsi="Courier New"/>
+                <w:color w:val="1E3A5F"/>
+                <w:sz w:val="17"/>
+                <w:szCs w:val="17"/>
+              </w:rPr>
+              <w:t xml:space="preserve">  reader.readAsDataURL(file);               // triggers onload when ready</w:t>
+            </w:r>
+          </w:p>
+          <w:p>
+            <w:pPr>
+              <w:spacing w:after="10" w:before="10"/>
+            </w:pPr>
+            <w:r>
+              <w:rPr>
+                <w:rFonts w:ascii="Courier New" w:cs="Courier New" w:eastAsia="Courier New" w:hAnsi="Courier New"/>
+                <w:color w:val="1E3A5F"/>
+                <w:sz w:val="17"/>
+                <w:szCs w:val="17"/>
+              </w:rPr>
+              <w:t xml:space="preserve">});</w:t>
+            </w:r>
+          </w:p>
+        </w:tc>
+      </w:tr>
+    </w:tbl>
+    <w:p>
+      <w:r>
+        <w:br w:type="page"/>
+      </w:r>
+    </w:p>
+    <w:p>
+      <w:pPr>
+        <w:pStyle w:val="Heading2"/>
+        <w:spacing w:after="80" w:before="240"/>
+      </w:pPr>
+      <w:r>
+        <w:rPr>
+          <w:rFonts w:ascii="Arial" w:cs="Arial" w:eastAsia="Arial" w:hAnsi="Arial"/>
+          <w:b/>
+          <w:bCs/>
+          <w:color w:val="2E4057"/>
+          <w:sz w:val="26"/>
+          <w:szCs w:val="26"/>
+        </w:rPr>
+        <w:t xml:space="preserve">6.10  Location Tagging  (Geolocation + Leaflet.js + Nominatim)</w:t>
+      </w:r>
+    </w:p>
+    <w:p>
+      <w:pPr>
+        <w:spacing w:after="40" w:before="40"/>
+      </w:pPr>
+      <w:r>
+        <w:rPr>
+          <w:rFonts w:ascii="Arial" w:cs="Arial" w:eastAsia="Arial" w:hAnsi="Arial"/>
+          <w:sz w:val="20"/>
+          <w:szCs w:val="20"/>
+        </w:rPr>
+        <w:t xml:space="preserve">Forum posts and edits include an optional location tag so users can share exactly where a food experience happened. Three input methods are supported and all feed into the same three hidden form fields (address, lat, lng) that are submitted to the server as plain text values in req.body.</w:t>
+      </w:r>
+    </w:p>
+    <w:p>
+      <w:pPr>
+        <w:spacing w:after="0" w:before="80"/>
+      </w:pPr>
+      <w:r>
+        <w:t xml:space="preserve"/>
+      </w:r>
+    </w:p>
+    <w:tbl>
+      <w:tblPr>
+        <w:tblW w:type="dxa" w:w="9720"/>
+        <w:tblBorders>
+          <w:top w:val="single" w:color="auto" w:sz="4"/>
+          <w:left w:val="single" w:color="auto" w:sz="4"/>
+          <w:bottom w:val="single" w:color="auto" w:sz="4"/>
+          <w:right w:val="single" w:color="auto" w:sz="4"/>
+          <w:insideH w:val="single" w:color="auto" w:sz="4"/>
+          <w:insideV w:val="single" w:color="auto" w:sz="4"/>
+        </w:tblBorders>
+      </w:tblPr>
+      <w:tblGrid>
+        <w:gridCol w:w="2000"/>
+        <w:gridCol w:w="2500"/>
+        <w:gridCol w:w="5220"/>
+      </w:tblGrid>
+      <w:tr>
+        <w:trPr>
+          <w:tblHeader/>
+        </w:trPr>
+        <w:tc>
+          <w:tcPr>
+            <w:tcW w:type="dxa" w:w="2000"/>
+            <w:tcBorders>
+              <w:top w:val="single" w:color="CCCCCC" w:sz="1"/>
+              <w:left w:val="single" w:color="CCCCCC" w:sz="1"/>
+              <w:bottom w:val="single" w:color="CCCCCC" w:sz="1"/>
+              <w:right w:val="single" w:color="CCCCCC" w:sz="1"/>
+            </w:tcBorders>
+            <w:shd w:fill="1F3864" w:val="clear"/>
+            <w:tcMar>
+              <w:top w:type="dxa" w:w="80"/>
+              <w:left w:type="dxa" w:w="120"/>
+              <w:bottom w:type="dxa" w:w="80"/>
+              <w:right w:type="dxa" w:w="120"/>
+            </w:tcMar>
+            <w:vAlign w:val="center"/>
+          </w:tcPr>
+          <w:p>
+            <w:pPr>
+              <w:jc w:val="center"/>
+            </w:pPr>
+            <w:r>
+              <w:rPr>
+                <w:rFonts w:ascii="Arial" w:cs="Arial" w:eastAsia="Arial" w:hAnsi="Arial"/>
+                <w:b/>
+                <w:bCs/>
+                <w:color w:val="FFFFFF"/>
+                <w:sz w:val="18"/>
+                <w:szCs w:val="18"/>
+              </w:rPr>
+              <w:t xml:space="preserve">Method</w:t>
+            </w:r>
+          </w:p>
+        </w:tc>
+        <w:tc>
+          <w:tcPr>
+            <w:tcW w:type="dxa" w:w="2500"/>
+            <w:tcBorders>
+              <w:top w:val="single" w:color="CCCCCC" w:sz="1"/>
+              <w:left w:val="single" w:color="CCCCCC" w:sz="1"/>
+              <w:bottom w:val="single" w:color="CCCCCC" w:sz="1"/>
+              <w:right w:val="single" w:color="CCCCCC" w:sz="1"/>
+            </w:tcBorders>
+            <w:shd w:fill="1F3864" w:val="clear"/>
+            <w:tcMar>
+              <w:top w:type="dxa" w:w="80"/>
+              <w:left w:type="dxa" w:w="120"/>
+              <w:bottom w:type="dxa" w:w="80"/>
+              <w:right w:type="dxa" w:w="120"/>
+            </w:tcMar>
+            <w:vAlign w:val="center"/>
+          </w:tcPr>
+          <w:p>
+            <w:pPr>
+              <w:jc w:val="center"/>
+            </w:pPr>
+            <w:r>
+              <w:rPr>
+                <w:rFonts w:ascii="Arial" w:cs="Arial" w:eastAsia="Arial" w:hAnsi="Arial"/>
+                <w:b/>
+                <w:bCs/>
+                <w:color w:val="FFFFFF"/>
+                <w:sz w:val="18"/>
+                <w:szCs w:val="18"/>
+              </w:rPr>
+              <w:t xml:space="preserve">API Used</w:t>
+            </w:r>
+          </w:p>
+        </w:tc>
+        <w:tc>
+          <w:tcPr>
+            <w:tcW w:type="dxa" w:w="5220"/>
+            <w:tcBorders>
+              <w:top w:val="single" w:color="CCCCCC" w:sz="1"/>
+              <w:left w:val="single" w:color="CCCCCC" w:sz="1"/>
+              <w:bottom w:val="single" w:color="CCCCCC" w:sz="1"/>
+              <w:right w:val="single" w:color="CCCCCC" w:sz="1"/>
+            </w:tcBorders>
+            <w:shd w:fill="1F3864" w:val="clear"/>
+            <w:tcMar>
+              <w:top w:type="dxa" w:w="80"/>
+              <w:left w:type="dxa" w:w="120"/>
+              <w:bottom w:type="dxa" w:w="80"/>
+              <w:right w:type="dxa" w:w="120"/>
+            </w:tcMar>
+            <w:vAlign w:val="center"/>
+          </w:tcPr>
+          <w:p>
+            <w:pPr>
+              <w:jc w:val="center"/>
+            </w:pPr>
+            <w:r>
+              <w:rPr>
+                <w:rFonts w:ascii="Arial" w:cs="Arial" w:eastAsia="Arial" w:hAnsi="Arial"/>
+                <w:b/>
+                <w:bCs/>
+                <w:color w:val="FFFFFF"/>
+                <w:sz w:val="18"/>
+                <w:szCs w:val="18"/>
+              </w:rPr>
+              <w:t xml:space="preserve">How It Works</w:t>
+            </w:r>
+          </w:p>
+        </w:tc>
+      </w:tr>
+      <w:tr>
+        <w:tc>
+          <w:tcPr>
+            <w:tcW w:type="dxa" w:w="2000"/>
+            <w:tcBorders>
+              <w:top w:val="single" w:color="CCCCCC" w:sz="1"/>
+              <w:left w:val="single" w:color="CCCCCC" w:sz="1"/>
+              <w:bottom w:val="single" w:color="CCCCCC" w:sz="1"/>
+              <w:right w:val="single" w:color="CCCCCC" w:sz="1"/>
+            </w:tcBorders>
+            <w:shd w:fill="FFFFFF" w:val="clear"/>
+            <w:tcMar>
+              <w:top w:type="dxa" w:w="60"/>
+              <w:left w:type="dxa" w:w="120"/>
+              <w:bottom w:type="dxa" w:w="60"/>
+              <w:right w:type="dxa" w:w="120"/>
+            </w:tcMar>
+            <w:vAlign w:val="center"/>
+          </w:tcPr>
+          <w:p>
+            <w:r>
+              <w:rPr>
+                <w:rFonts w:ascii="Arial" w:cs="Arial" w:eastAsia="Arial" w:hAnsi="Arial"/>
+                <w:sz w:val="18"/>
+                <w:szCs w:val="18"/>
+              </w:rPr>
+              <w:t xml:space="preserve">Use My Location button</w:t>
+            </w:r>
+          </w:p>
+        </w:tc>
+        <w:tc>
+          <w:tcPr>
+            <w:tcW w:type="dxa" w:w="2500"/>
+            <w:tcBorders>
+              <w:top w:val="single" w:color="CCCCCC" w:sz="1"/>
+              <w:left w:val="single" w:color="CCCCCC" w:sz="1"/>
+              <w:bottom w:val="single" w:color="CCCCCC" w:sz="1"/>
+              <w:right w:val="single" w:color="CCCCCC" w:sz="1"/>
+            </w:tcBorders>
+            <w:shd w:fill="FFFFFF" w:val="clear"/>
+            <w:tcMar>
+              <w:top w:type="dxa" w:w="60"/>
+              <w:left w:type="dxa" w:w="120"/>
+              <w:bottom w:type="dxa" w:w="60"/>
+              <w:right w:type="dxa" w:w="120"/>
+            </w:tcMar>
+            <w:vAlign w:val="center"/>
+          </w:tcPr>
+          <w:p>
+            <w:r>
+              <w:rPr>
+                <w:rFonts w:ascii="Arial" w:cs="Arial" w:eastAsia="Arial" w:hAnsi="Arial"/>
+                <w:sz w:val="18"/>
+                <w:szCs w:val="18"/>
+              </w:rPr>
+              <w:t xml:space="preserve">Browser Geolocation API (navigator.geolocation)</w:t>
+            </w:r>
+          </w:p>
+        </w:tc>
+        <w:tc>
+          <w:tcPr>
+            <w:tcW w:type="dxa" w:w="5220"/>
+            <w:tcBorders>
+              <w:top w:val="single" w:color="CCCCCC" w:sz="1"/>
+              <w:left w:val="single" w:color="CCCCCC" w:sz="1"/>
+              <w:bottom w:val="single" w:color="CCCCCC" w:sz="1"/>
+              <w:right w:val="single" w:color="CCCCCC" w:sz="1"/>
+            </w:tcBorders>
+            <w:shd w:fill="FFFFFF" w:val="clear"/>
+            <w:tcMar>
+              <w:top w:type="dxa" w:w="60"/>
+              <w:left w:type="dxa" w:w="120"/>
+              <w:bottom w:type="dxa" w:w="60"/>
+              <w:right w:type="dxa" w:w="120"/>
+            </w:tcMar>
+            <w:vAlign w:val="center"/>
+          </w:tcPr>
+          <w:p>
+            <w:r>
+              <w:rPr>
+                <w:rFonts w:ascii="Arial" w:cs="Arial" w:eastAsia="Arial" w:hAnsi="Arial"/>
+                <w:sz w:val="18"/>
+                <w:szCs w:val="18"/>
+              </w:rPr>
+              <w:t xml:space="preserve">Calls navigator.geolocation.getCurrentPosition(). The browser asks the user for permission. On success, the callback receives a Position object containing coords.latitude and coords.longitude. These are then reverse-geocoded via Nominatim to get a human-readable address string.</w:t>
+            </w:r>
+          </w:p>
+        </w:tc>
+      </w:tr>
+      <w:tr>
+        <w:tc>
+          <w:tcPr>
+            <w:tcW w:type="dxa" w:w="2000"/>
+            <w:tcBorders>
+              <w:top w:val="single" w:color="CCCCCC" w:sz="1"/>
+              <w:left w:val="single" w:color="CCCCCC" w:sz="1"/>
+              <w:bottom w:val="single" w:color="CCCCCC" w:sz="1"/>
+              <w:right w:val="single" w:color="CCCCCC" w:sz="1"/>
+            </w:tcBorders>
+            <w:shd w:fill="EEF2F8" w:val="clear"/>
+            <w:tcMar>
+              <w:top w:type="dxa" w:w="60"/>
+              <w:left w:type="dxa" w:w="120"/>
+              <w:bottom w:type="dxa" w:w="60"/>
+              <w:right w:type="dxa" w:w="120"/>
+            </w:tcMar>
+            <w:vAlign w:val="center"/>
+          </w:tcPr>
+          <w:p>
+            <w:r>
+              <w:rPr>
+                <w:rFonts w:ascii="Arial" w:cs="Arial" w:eastAsia="Arial" w:hAnsi="Arial"/>
+                <w:sz w:val="18"/>
+                <w:szCs w:val="18"/>
+              </w:rPr>
+              <w:t xml:space="preserve">Type an address + Search</w:t>
+            </w:r>
+          </w:p>
+        </w:tc>
+        <w:tc>
+          <w:tcPr>
+            <w:tcW w:type="dxa" w:w="2500"/>
+            <w:tcBorders>
+              <w:top w:val="single" w:color="CCCCCC" w:sz="1"/>
+              <w:left w:val="single" w:color="CCCCCC" w:sz="1"/>
+              <w:bottom w:val="single" w:color="CCCCCC" w:sz="1"/>
+              <w:right w:val="single" w:color="CCCCCC" w:sz="1"/>
+            </w:tcBorders>
+            <w:shd w:fill="EEF2F8" w:val="clear"/>
+            <w:tcMar>
+              <w:top w:type="dxa" w:w="60"/>
+              <w:left w:type="dxa" w:w="120"/>
+              <w:bottom w:type="dxa" w:w="60"/>
+              <w:right w:type="dxa" w:w="120"/>
+            </w:tcMar>
+            <w:vAlign w:val="center"/>
+          </w:tcPr>
+          <w:p>
+            <w:r>
+              <w:rPr>
+                <w:rFonts w:ascii="Arial" w:cs="Arial" w:eastAsia="Arial" w:hAnsi="Arial"/>
+                <w:sz w:val="18"/>
+                <w:szCs w:val="18"/>
+              </w:rPr>
+              <w:t xml:space="preserve">Nominatim OpenStreetMap Geocoding API</w:t>
+            </w:r>
+          </w:p>
+        </w:tc>
+        <w:tc>
+          <w:tcPr>
+            <w:tcW w:type="dxa" w:w="5220"/>
+            <w:tcBorders>
+              <w:top w:val="single" w:color="CCCCCC" w:sz="1"/>
+              <w:left w:val="single" w:color="CCCCCC" w:sz="1"/>
+              <w:bottom w:val="single" w:color="CCCCCC" w:sz="1"/>
+              <w:right w:val="single" w:color="CCCCCC" w:sz="1"/>
+            </w:tcBorders>
+            <w:shd w:fill="EEF2F8" w:val="clear"/>
+            <w:tcMar>
+              <w:top w:type="dxa" w:w="60"/>
+              <w:left w:type="dxa" w:w="120"/>
+              <w:bottom w:type="dxa" w:w="60"/>
+              <w:right w:type="dxa" w:w="120"/>
+            </w:tcMar>
+            <w:vAlign w:val="center"/>
+          </w:tcPr>
+          <w:p>
+            <w:r>
+              <w:rPr>
+                <w:rFonts w:ascii="Arial" w:cs="Arial" w:eastAsia="Arial" w:hAnsi="Arial"/>
+                <w:sz w:val="18"/>
+                <w:szCs w:val="18"/>
+              </w:rPr>
+              <w:t xml:space="preserve">User types a place name or address. A fetch() call is made to https://nominatim.openstreetmap.org/search with the query. Nominatim returns a JSON array of results. The first result's lat and lon are used to move the map pin.</w:t>
+            </w:r>
+          </w:p>
+        </w:tc>
+      </w:tr>
+      <w:tr>
+        <w:tc>
+          <w:tcPr>
+            <w:tcW w:type="dxa" w:w="2000"/>
+            <w:tcBorders>
+              <w:top w:val="single" w:color="CCCCCC" w:sz="1"/>
+              <w:left w:val="single" w:color="CCCCCC" w:sz="1"/>
+              <w:bottom w:val="single" w:color="CCCCCC" w:sz="1"/>
+              <w:right w:val="single" w:color="CCCCCC" w:sz="1"/>
+            </w:tcBorders>
+            <w:shd w:fill="FFFFFF" w:val="clear"/>
+            <w:tcMar>
+              <w:top w:type="dxa" w:w="60"/>
+              <w:left w:type="dxa" w:w="120"/>
+              <w:bottom w:type="dxa" w:w="60"/>
+              <w:right w:type="dxa" w:w="120"/>
+            </w:tcMar>
+            <w:vAlign w:val="center"/>
+          </w:tcPr>
+          <w:p>
+            <w:r>
+              <w:rPr>
+                <w:rFonts w:ascii="Arial" w:cs="Arial" w:eastAsia="Arial" w:hAnsi="Arial"/>
+                <w:sz w:val="18"/>
+                <w:szCs w:val="18"/>
+              </w:rPr>
+              <w:t xml:space="preserve">Click on the map</w:t>
+            </w:r>
+          </w:p>
+        </w:tc>
+        <w:tc>
+          <w:tcPr>
+            <w:tcW w:type="dxa" w:w="2500"/>
+            <w:tcBorders>
+              <w:top w:val="single" w:color="CCCCCC" w:sz="1"/>
+              <w:left w:val="single" w:color="CCCCCC" w:sz="1"/>
+              <w:bottom w:val="single" w:color="CCCCCC" w:sz="1"/>
+              <w:right w:val="single" w:color="CCCCCC" w:sz="1"/>
+            </w:tcBorders>
+            <w:shd w:fill="FFFFFF" w:val="clear"/>
+            <w:tcMar>
+              <w:top w:type="dxa" w:w="60"/>
+              <w:left w:type="dxa" w:w="120"/>
+              <w:bottom w:type="dxa" w:w="60"/>
+              <w:right w:type="dxa" w:w="120"/>
+            </w:tcMar>
+            <w:vAlign w:val="center"/>
+          </w:tcPr>
+          <w:p>
+            <w:r>
+              <w:rPr>
+                <w:rFonts w:ascii="Arial" w:cs="Arial" w:eastAsia="Arial" w:hAnsi="Arial"/>
+                <w:sz w:val="18"/>
+                <w:szCs w:val="18"/>
+              </w:rPr>
+              <w:t xml:space="preserve">Leaflet.js map.on('click') + Nominatim reverse geocoding</w:t>
+            </w:r>
+          </w:p>
+        </w:tc>
+        <w:tc>
+          <w:tcPr>
+            <w:tcW w:type="dxa" w:w="5220"/>
+            <w:tcBorders>
+              <w:top w:val="single" w:color="CCCCCC" w:sz="1"/>
+              <w:left w:val="single" w:color="CCCCCC" w:sz="1"/>
+              <w:bottom w:val="single" w:color="CCCCCC" w:sz="1"/>
+              <w:right w:val="single" w:color="CCCCCC" w:sz="1"/>
+            </w:tcBorders>
+            <w:shd w:fill="FFFFFF" w:val="clear"/>
+            <w:tcMar>
+              <w:top w:type="dxa" w:w="60"/>
+              <w:left w:type="dxa" w:w="120"/>
+              <w:bottom w:type="dxa" w:w="60"/>
+              <w:right w:type="dxa" w:w="120"/>
+            </w:tcMar>
+            <w:vAlign w:val="center"/>
+          </w:tcPr>
+          <w:p>
+            <w:r>
+              <w:rPr>
+                <w:rFonts w:ascii="Arial" w:cs="Arial" w:eastAsia="Arial" w:hAnsi="Arial"/>
+                <w:sz w:val="18"/>
+                <w:szCs w:val="18"/>
+              </w:rPr>
+              <w:t xml:space="preserve">Leaflet fires a click event with e.latlng (lat and lng). A fetch() to Nominatim reverse geocode endpoint converts the coordinates into a readable address string.</w:t>
+            </w:r>
+          </w:p>
+        </w:tc>
+      </w:tr>
+    </w:tbl>
+    <w:p>
+      <w:pPr>
+        <w:spacing w:after="0" w:before="80"/>
+      </w:pPr>
+      <w:r>
+        <w:t xml:space="preserve"/>
+      </w:r>
+    </w:p>
+    <w:p>
+      <w:pPr>
+        <w:spacing w:after="40" w:before="40"/>
+      </w:pPr>
+      <w:r>
+        <w:rPr>
+          <w:rFonts w:ascii="Arial" w:cs="Arial" w:eastAsia="Arial" w:hAnsi="Arial"/>
+          <w:sz w:val="20"/>
+          <w:szCs w:val="20"/>
+        </w:rPr>
+        <w:t xml:space="preserve">All three methods end up calling the same setPin() helper function in the view's JavaScript, which (1) places or moves a Leaflet marker, (2) writes lat and lng into the hidden form inputs, and (3) writes the address string into the hidden address input. When the form is submitted, all three values travel to the server as regular req.body fields — no special handling needed.</w:t>
+      </w:r>
+    </w:p>
+    <w:p>
+      <w:pPr>
+        <w:spacing w:after="0" w:before="80"/>
+      </w:pPr>
+      <w:r>
+        <w:t xml:space="preserve"/>
+      </w:r>
+    </w:p>
+    <w:p>
+      <w:pPr>
+        <w:spacing w:after="40" w:before="40"/>
+      </w:pPr>
+      <w:r>
+        <w:rPr>
+          <w:rFonts w:ascii="Arial" w:cs="Arial" w:eastAsia="Arial" w:hAnsi="Arial"/>
+          <w:sz w:val="20"/>
+          <w:szCs w:val="20"/>
+        </w:rPr>
+        <w:t xml:space="preserve">Leaflet map setup:</w:t>
+      </w:r>
+    </w:p>
+    <w:p>
+      <w:pPr>
+        <w:spacing w:after="0" w:before="80"/>
+      </w:pPr>
+      <w:r>
+        <w:t xml:space="preserve"/>
+      </w:r>
+    </w:p>
+    <w:tbl>
+      <w:tblPr>
+        <w:tblW w:type="dxa" w:w="9720"/>
+        <w:tblBorders>
+          <w:top w:val="single" w:color="auto" w:sz="4"/>
+          <w:left w:val="single" w:color="auto" w:sz="4"/>
+          <w:bottom w:val="single" w:color="auto" w:sz="4"/>
+          <w:right w:val="single" w:color="auto" w:sz="4"/>
+          <w:insideH w:val="single" w:color="auto" w:sz="4"/>
+          <w:insideV w:val="single" w:color="auto" w:sz="4"/>
+        </w:tblBorders>
+      </w:tblPr>
+      <w:tblGrid>
+        <w:gridCol w:w="9720"/>
+      </w:tblGrid>
+      <w:tr>
+        <w:tc>
+          <w:tcPr>
+            <w:tcBorders>
+              <w:top w:val="single" w:color="CCCCCC" w:sz="1"/>
+              <w:left w:val="single" w:color="1F3864" w:sz="8"/>
+              <w:bottom w:val="single" w:color="CCCCCC" w:sz="1"/>
+              <w:right w:val="single" w:color="CCCCCC" w:sz="1"/>
+            </w:tcBorders>
+            <w:shd w:fill="F0F4F8" w:val="clear"/>
+            <w:tcMar>
+              <w:top w:type="dxa" w:w="120"/>
+              <w:left w:type="dxa" w:w="200"/>
+              <w:bottom w:type="dxa" w:w="120"/>
+              <w:right w:type="dxa" w:w="200"/>
+            </w:tcMar>
+          </w:tcPr>
+          <w:p>
+            <w:pPr>
+              <w:spacing w:after="10" w:before="10"/>
+            </w:pPr>
+            <w:r>
+              <w:rPr>
+                <w:rFonts w:ascii="Courier New" w:cs="Courier New" w:eastAsia="Courier New" w:hAnsi="Courier New"/>
+                <w:color w:val="888888"/>
+                <w:sz w:val="17"/>
+                <w:szCs w:val="17"/>
+              </w:rPr>
+              <w:t xml:space="preserve">// Load Leaflet CSS and JS via CDN — no API key required</w:t>
+            </w:r>
+          </w:p>
+          <w:p>
+            <w:pPr>
+              <w:spacing w:after="10" w:before="10"/>
+            </w:pPr>
+            <w:r>
+              <w:rPr>
+                <w:rFonts w:ascii="Courier New" w:cs="Courier New" w:eastAsia="Courier New" w:hAnsi="Courier New"/>
+                <w:color w:val="888888"/>
+                <w:sz w:val="17"/>
+                <w:szCs w:val="17"/>
+              </w:rPr>
+              <w:t xml:space="preserve">// &lt;link rel='stylesheet' href='https://unpkg.com/leaflet@1.9.4/dist/leaflet.css'&gt;</w:t>
+            </w:r>
+          </w:p>
+          <w:p>
+            <w:pPr>
+              <w:spacing w:after="10" w:before="10"/>
+            </w:pPr>
+            <w:r>
+              <w:rPr>
+                <w:rFonts w:ascii="Courier New" w:cs="Courier New" w:eastAsia="Courier New" w:hAnsi="Courier New"/>
+                <w:color w:val="888888"/>
+                <w:sz w:val="17"/>
+                <w:szCs w:val="17"/>
+              </w:rPr>
+              <w:t xml:space="preserve">// &lt;script src='https://unpkg.com/leaflet@1.9.4/dist/leaflet.js'&gt;&lt;/script&gt;</w:t>
+            </w:r>
+          </w:p>
+          <w:p>
+            <w:pPr>
+              <w:spacing w:after="10" w:before="10"/>
+            </w:pPr>
+            <w:r>
+              <w:rPr>
+                <w:rFonts w:ascii="Courier New" w:cs="Courier New" w:eastAsia="Courier New" w:hAnsi="Courier New"/>
+                <w:color w:val="1E3A5F"/>
+                <w:sz w:val="17"/>
+                <w:szCs w:val="17"/>
+              </w:rPr>
+              <w:t xml:space="preserve"/>
+            </w:r>
+          </w:p>
+          <w:p>
+            <w:pPr>
+              <w:spacing w:after="10" w:before="10"/>
+            </w:pPr>
+            <w:r>
+              <w:rPr>
+                <w:rFonts w:ascii="Courier New" w:cs="Courier New" w:eastAsia="Courier New" w:hAnsi="Courier New"/>
+                <w:color w:val="1E3A5F"/>
+                <w:sz w:val="17"/>
+                <w:szCs w:val="17"/>
+              </w:rPr>
+              <w:t xml:space="preserve">const map = L.map('map').setView([1.3521, 103.8198], 12);  // centre on Singapore</w:t>
+            </w:r>
+          </w:p>
+          <w:p>
+            <w:pPr>
+              <w:spacing w:after="10" w:before="10"/>
+            </w:pPr>
+            <w:r>
+              <w:rPr>
+                <w:rFonts w:ascii="Courier New" w:cs="Courier New" w:eastAsia="Courier New" w:hAnsi="Courier New"/>
+                <w:color w:val="1E3A5F"/>
+                <w:sz w:val="17"/>
+                <w:szCs w:val="17"/>
+              </w:rPr>
+              <w:t xml:space="preserve"/>
+            </w:r>
+          </w:p>
+          <w:p>
+            <w:pPr>
+              <w:spacing w:after="10" w:before="10"/>
+            </w:pPr>
+            <w:r>
+              <w:rPr>
+                <w:rFonts w:ascii="Courier New" w:cs="Courier New" w:eastAsia="Courier New" w:hAnsi="Courier New"/>
+                <w:color w:val="1E3A5F"/>
+                <w:sz w:val="17"/>
+                <w:szCs w:val="17"/>
+              </w:rPr>
+              <w:t xml:space="preserve">L.tileLayer('https://{s}.tile.openstreetmap.org/{z}/{x}/{y}.png', {</w:t>
+            </w:r>
+          </w:p>
+          <w:p>
+            <w:pPr>
+              <w:spacing w:after="10" w:before="10"/>
+            </w:pPr>
+            <w:r>
+              <w:rPr>
+                <w:rFonts w:ascii="Courier New" w:cs="Courier New" w:eastAsia="Courier New" w:hAnsi="Courier New"/>
+                <w:color w:val="1E3A5F"/>
+                <w:sz w:val="17"/>
+                <w:szCs w:val="17"/>
+              </w:rPr>
+              <w:t xml:space="preserve">  attribution: '© OpenStreetMap contributors'   // required by OSM licence</w:t>
+            </w:r>
+          </w:p>
+          <w:p>
+            <w:pPr>
+              <w:spacing w:after="10" w:before="10"/>
+            </w:pPr>
+            <w:r>
+              <w:rPr>
+                <w:rFonts w:ascii="Courier New" w:cs="Courier New" w:eastAsia="Courier New" w:hAnsi="Courier New"/>
+                <w:color w:val="1E3A5F"/>
+                <w:sz w:val="17"/>
+                <w:szCs w:val="17"/>
+              </w:rPr>
+              <w:t xml:space="preserve">}).addTo(map);</w:t>
+            </w:r>
+          </w:p>
+          <w:p>
+            <w:pPr>
+              <w:spacing w:after="10" w:before="10"/>
+            </w:pPr>
+            <w:r>
+              <w:rPr>
+                <w:rFonts w:ascii="Courier New" w:cs="Courier New" w:eastAsia="Courier New" w:hAnsi="Courier New"/>
+                <w:color w:val="1E3A5F"/>
+                <w:sz w:val="17"/>
+                <w:szCs w:val="17"/>
+              </w:rPr>
+              <w:t xml:space="preserve"/>
+            </w:r>
+          </w:p>
+          <w:p>
+            <w:pPr>
+              <w:spacing w:after="10" w:before="10"/>
+            </w:pPr>
+            <w:r>
+              <w:rPr>
+                <w:rFonts w:ascii="Courier New" w:cs="Courier New" w:eastAsia="Courier New" w:hAnsi="Courier New"/>
+                <w:color w:val="1E3A5F"/>
+                <w:sz w:val="17"/>
+                <w:szCs w:val="17"/>
+              </w:rPr>
+              <w:t xml:space="preserve">let marker = null;</w:t>
+            </w:r>
+          </w:p>
+          <w:p>
+            <w:pPr>
+              <w:spacing w:after="10" w:before="10"/>
+            </w:pPr>
+            <w:r>
+              <w:rPr>
+                <w:rFonts w:ascii="Courier New" w:cs="Courier New" w:eastAsia="Courier New" w:hAnsi="Courier New"/>
+                <w:color w:val="1E3A5F"/>
+                <w:sz w:val="17"/>
+                <w:szCs w:val="17"/>
+              </w:rPr>
+              <w:t xml:space="preserve"/>
+            </w:r>
+          </w:p>
+          <w:p>
+            <w:pPr>
+              <w:spacing w:after="10" w:before="10"/>
+            </w:pPr>
+            <w:r>
+              <w:rPr>
+                <w:rFonts w:ascii="Courier New" w:cs="Courier New" w:eastAsia="Courier New" w:hAnsi="Courier New"/>
+                <w:color w:val="1E3A5F"/>
+                <w:sz w:val="17"/>
+                <w:szCs w:val="17"/>
+              </w:rPr>
+              <w:t xml:space="preserve">function setPin(lat, lng, label) {</w:t>
+            </w:r>
+          </w:p>
+          <w:p>
+            <w:pPr>
+              <w:spacing w:after="10" w:before="10"/>
+            </w:pPr>
+            <w:r>
+              <w:rPr>
+                <w:rFonts w:ascii="Courier New" w:cs="Courier New" w:eastAsia="Courier New" w:hAnsi="Courier New"/>
+                <w:color w:val="1E3A5F"/>
+                <w:sz w:val="17"/>
+                <w:szCs w:val="17"/>
+              </w:rPr>
+              <w:t xml:space="preserve">  if (marker) map.removeLayer(marker);          // remove previous pin</w:t>
+            </w:r>
+          </w:p>
+          <w:p>
+            <w:pPr>
+              <w:spacing w:after="10" w:before="10"/>
+            </w:pPr>
+            <w:r>
+              <w:rPr>
+                <w:rFonts w:ascii="Courier New" w:cs="Courier New" w:eastAsia="Courier New" w:hAnsi="Courier New"/>
+                <w:color w:val="1E3A5F"/>
+                <w:sz w:val="17"/>
+                <w:szCs w:val="17"/>
+              </w:rPr>
+              <w:t xml:space="preserve">  marker = L.marker([lat, lng]).addTo(map);</w:t>
+            </w:r>
+          </w:p>
+          <w:p>
+            <w:pPr>
+              <w:spacing w:after="10" w:before="10"/>
+            </w:pPr>
+            <w:r>
+              <w:rPr>
+                <w:rFonts w:ascii="Courier New" w:cs="Courier New" w:eastAsia="Courier New" w:hAnsi="Courier New"/>
+                <w:color w:val="1E3A5F"/>
+                <w:sz w:val="17"/>
+                <w:szCs w:val="17"/>
+              </w:rPr>
+              <w:t xml:space="preserve">  if (label) marker.bindPopup(label).openPopup();</w:t>
+            </w:r>
+          </w:p>
+          <w:p>
+            <w:pPr>
+              <w:spacing w:after="10" w:before="10"/>
+            </w:pPr>
+            <w:r>
+              <w:rPr>
+                <w:rFonts w:ascii="Courier New" w:cs="Courier New" w:eastAsia="Courier New" w:hAnsi="Courier New"/>
+                <w:color w:val="1E3A5F"/>
+                <w:sz w:val="17"/>
+                <w:szCs w:val="17"/>
+              </w:rPr>
+              <w:t xml:space="preserve">  map.setView([lat, lng], 16);                  // zoom in to the pin</w:t>
+            </w:r>
+          </w:p>
+          <w:p>
+            <w:pPr>
+              <w:spacing w:after="10" w:before="10"/>
+            </w:pPr>
+            <w:r>
+              <w:rPr>
+                <w:rFonts w:ascii="Courier New" w:cs="Courier New" w:eastAsia="Courier New" w:hAnsi="Courier New"/>
+                <w:color w:val="1E3A5F"/>
+                <w:sz w:val="17"/>
+                <w:szCs w:val="17"/>
+              </w:rPr>
+              <w:t xml:space="preserve">  document.getElementById('lat').value     = lat;</w:t>
+            </w:r>
+          </w:p>
+          <w:p>
+            <w:pPr>
+              <w:spacing w:after="10" w:before="10"/>
+            </w:pPr>
+            <w:r>
+              <w:rPr>
+                <w:rFonts w:ascii="Courier New" w:cs="Courier New" w:eastAsia="Courier New" w:hAnsi="Courier New"/>
+                <w:color w:val="1E3A5F"/>
+                <w:sz w:val="17"/>
+                <w:szCs w:val="17"/>
+              </w:rPr>
+              <w:t xml:space="preserve">  document.getElementById('lng').value     = lng;</w:t>
+            </w:r>
+          </w:p>
+          <w:p>
+            <w:pPr>
+              <w:spacing w:after="10" w:before="10"/>
+            </w:pPr>
+            <w:r>
+              <w:rPr>
+                <w:rFonts w:ascii="Courier New" w:cs="Courier New" w:eastAsia="Courier New" w:hAnsi="Courier New"/>
+                <w:color w:val="1E3A5F"/>
+                <w:sz w:val="17"/>
+                <w:szCs w:val="17"/>
+              </w:rPr>
+              <w:t xml:space="preserve">  document.getElementById('address').value = label || '';</w:t>
+            </w:r>
+          </w:p>
+          <w:p>
+            <w:pPr>
+              <w:spacing w:after="10" w:before="10"/>
+            </w:pPr>
+            <w:r>
+              <w:rPr>
+                <w:rFonts w:ascii="Courier New" w:cs="Courier New" w:eastAsia="Courier New" w:hAnsi="Courier New"/>
+                <w:color w:val="1E3A5F"/>
+                <w:sz w:val="17"/>
+                <w:szCs w:val="17"/>
+              </w:rPr>
+              <w:t xml:space="preserve">}</w:t>
+            </w:r>
+          </w:p>
+        </w:tc>
+      </w:tr>
+    </w:tbl>
+    <w:p>
+      <w:pPr>
+        <w:spacing w:after="0" w:before="80"/>
+      </w:pPr>
+      <w:r>
+        <w:t xml:space="preserve"/>
+      </w:r>
+    </w:p>
+    <w:p>
+      <w:pPr>
+        <w:spacing w:after="40" w:before="40"/>
+      </w:pPr>
+      <w:r>
+        <w:rPr>
+          <w:rFonts w:ascii="Arial" w:cs="Arial" w:eastAsia="Arial" w:hAnsi="Arial"/>
+          <w:sz w:val="20"/>
+          <w:szCs w:val="20"/>
+        </w:rPr>
+        <w:t xml:space="preserve">Method 1 — Browser Geolocation:</w:t>
+      </w:r>
+    </w:p>
+    <w:p>
+      <w:pPr>
+        <w:spacing w:after="0" w:before="80"/>
+      </w:pPr>
+      <w:r>
+        <w:t xml:space="preserve"/>
+      </w:r>
+    </w:p>
+    <w:tbl>
+      <w:tblPr>
+        <w:tblW w:type="dxa" w:w="9720"/>
+        <w:tblBorders>
+          <w:top w:val="single" w:color="auto" w:sz="4"/>
+          <w:left w:val="single" w:color="auto" w:sz="4"/>
+          <w:bottom w:val="single" w:color="auto" w:sz="4"/>
+          <w:right w:val="single" w:color="auto" w:sz="4"/>
+          <w:insideH w:val="single" w:color="auto" w:sz="4"/>
+          <w:insideV w:val="single" w:color="auto" w:sz="4"/>
+        </w:tblBorders>
+      </w:tblPr>
+      <w:tblGrid>
+        <w:gridCol w:w="9720"/>
+      </w:tblGrid>
+      <w:tr>
+        <w:tc>
+          <w:tcPr>
+            <w:tcBorders>
+              <w:top w:val="single" w:color="CCCCCC" w:sz="1"/>
+              <w:left w:val="single" w:color="1F3864" w:sz="8"/>
+              <w:bottom w:val="single" w:color="CCCCCC" w:sz="1"/>
+              <w:right w:val="single" w:color="CCCCCC" w:sz="1"/>
+            </w:tcBorders>
+            <w:shd w:fill="F0F4F8" w:val="clear"/>
+            <w:tcMar>
+              <w:top w:type="dxa" w:w="120"/>
+              <w:left w:type="dxa" w:w="200"/>
+              <w:bottom w:type="dxa" w:w="120"/>
+              <w:right w:type="dxa" w:w="200"/>
+            </w:tcMar>
+          </w:tcPr>
+          <w:p>
+            <w:pPr>
+              <w:spacing w:after="10" w:before="10"/>
+            </w:pPr>
+            <w:r>
+              <w:rPr>
+                <w:rFonts w:ascii="Courier New" w:cs="Courier New" w:eastAsia="Courier New" w:hAnsi="Courier New"/>
+                <w:color w:val="1E3A5F"/>
+                <w:sz w:val="17"/>
+                <w:szCs w:val="17"/>
+              </w:rPr>
+              <w:t xml:space="preserve">navigator.geolocation.getCurrentPosition(</w:t>
+            </w:r>
+          </w:p>
+          <w:p>
+            <w:pPr>
+              <w:spacing w:after="10" w:before="10"/>
+            </w:pPr>
+            <w:r>
+              <w:rPr>
+                <w:rFonts w:ascii="Courier New" w:cs="Courier New" w:eastAsia="Courier New" w:hAnsi="Courier New"/>
+                <w:color w:val="1E3A5F"/>
+                <w:sz w:val="17"/>
+                <w:szCs w:val="17"/>
+              </w:rPr>
+              <w:t xml:space="preserve">  function(position) {</w:t>
+            </w:r>
+          </w:p>
+          <w:p>
+            <w:pPr>
+              <w:spacing w:after="10" w:before="10"/>
+            </w:pPr>
+            <w:r>
+              <w:rPr>
+                <w:rFonts w:ascii="Courier New" w:cs="Courier New" w:eastAsia="Courier New" w:hAnsi="Courier New"/>
+                <w:color w:val="1E3A5F"/>
+                <w:sz w:val="17"/>
+                <w:szCs w:val="17"/>
+              </w:rPr>
+              <w:t xml:space="preserve">    const lat = position.coords.latitude;</w:t>
+            </w:r>
+          </w:p>
+          <w:p>
+            <w:pPr>
+              <w:spacing w:after="10" w:before="10"/>
+            </w:pPr>
+            <w:r>
+              <w:rPr>
+                <w:rFonts w:ascii="Courier New" w:cs="Courier New" w:eastAsia="Courier New" w:hAnsi="Courier New"/>
+                <w:color w:val="1E3A5F"/>
+                <w:sz w:val="17"/>
+                <w:szCs w:val="17"/>
+              </w:rPr>
+              <w:t xml:space="preserve">    const lng = position.coords.longitude;</w:t>
+            </w:r>
+          </w:p>
+          <w:p>
+            <w:pPr>
+              <w:spacing w:after="10" w:before="10"/>
+            </w:pPr>
+            <w:r>
+              <w:rPr>
+                <w:rFonts w:ascii="Courier New" w:cs="Courier New" w:eastAsia="Courier New" w:hAnsi="Courier New"/>
+                <w:color w:val="888888"/>
+                <w:sz w:val="17"/>
+                <w:szCs w:val="17"/>
+              </w:rPr>
+              <w:t xml:space="preserve">    // reverse geocode to get a readable address</w:t>
+            </w:r>
+          </w:p>
+          <w:p>
+            <w:pPr>
+              <w:spacing w:after="10" w:before="10"/>
+            </w:pPr>
+            <w:r>
+              <w:rPr>
+                <w:rFonts w:ascii="Courier New" w:cs="Courier New" w:eastAsia="Courier New" w:hAnsi="Courier New"/>
+                <w:color w:val="1E3A5F"/>
+                <w:sz w:val="17"/>
+                <w:szCs w:val="17"/>
+              </w:rPr>
+              <w:t xml:space="preserve">    fetch('https://nominatim.openstreetmap.org/reverse?format=json&amp;lat=' + lat + '&amp;lon=' + lng)</w:t>
+            </w:r>
+          </w:p>
+          <w:p>
+            <w:pPr>
+              <w:spacing w:after="10" w:before="10"/>
+            </w:pPr>
+            <w:r>
+              <w:rPr>
+                <w:rFonts w:ascii="Courier New" w:cs="Courier New" w:eastAsia="Courier New" w:hAnsi="Courier New"/>
+                <w:color w:val="1E3A5F"/>
+                <w:sz w:val="17"/>
+                <w:szCs w:val="17"/>
+              </w:rPr>
+              <w:t xml:space="preserve">      .then(function(res) { return res.json(); })</w:t>
+            </w:r>
+          </w:p>
+          <w:p>
+            <w:pPr>
+              <w:spacing w:after="10" w:before="10"/>
+            </w:pPr>
+            <w:r>
+              <w:rPr>
+                <w:rFonts w:ascii="Courier New" w:cs="Courier New" w:eastAsia="Courier New" w:hAnsi="Courier New"/>
+                <w:color w:val="1E3A5F"/>
+                <w:sz w:val="17"/>
+                <w:szCs w:val="17"/>
+              </w:rPr>
+              <w:t xml:space="preserve">      .then(function(data) { setPin(lat, lng, data.display_name); });</w:t>
+            </w:r>
+          </w:p>
+          <w:p>
+            <w:pPr>
+              <w:spacing w:after="10" w:before="10"/>
+            </w:pPr>
+            <w:r>
+              <w:rPr>
+                <w:rFonts w:ascii="Courier New" w:cs="Courier New" w:eastAsia="Courier New" w:hAnsi="Courier New"/>
+                <w:color w:val="1E3A5F"/>
+                <w:sz w:val="17"/>
+                <w:szCs w:val="17"/>
+              </w:rPr>
+              <w:t xml:space="preserve">  },</w:t>
+            </w:r>
+          </w:p>
+          <w:p>
+            <w:pPr>
+              <w:spacing w:after="10" w:before="10"/>
+            </w:pPr>
+            <w:r>
+              <w:rPr>
+                <w:rFonts w:ascii="Courier New" w:cs="Courier New" w:eastAsia="Courier New" w:hAnsi="Courier New"/>
+                <w:color w:val="1E3A5F"/>
+                <w:sz w:val="17"/>
+                <w:szCs w:val="17"/>
+              </w:rPr>
+              <w:t xml:space="preserve">  function() { /* user denied permission */ }</w:t>
+            </w:r>
+          </w:p>
+          <w:p>
+            <w:pPr>
+              <w:spacing w:after="10" w:before="10"/>
+            </w:pPr>
+            <w:r>
+              <w:rPr>
+                <w:rFonts w:ascii="Courier New" w:cs="Courier New" w:eastAsia="Courier New" w:hAnsi="Courier New"/>
+                <w:color w:val="1E3A5F"/>
+                <w:sz w:val="17"/>
+                <w:szCs w:val="17"/>
+              </w:rPr>
+              <w:t xml:space="preserve">);</w:t>
+            </w:r>
+          </w:p>
+        </w:tc>
+      </w:tr>
+    </w:tbl>
+    <w:p>
+      <w:pPr>
+        <w:spacing w:after="0" w:before="80"/>
+      </w:pPr>
+      <w:r>
+        <w:t xml:space="preserve"/>
+      </w:r>
+    </w:p>
+    <w:p>
+      <w:pPr>
+        <w:spacing w:after="40" w:before="40"/>
+      </w:pPr>
+      <w:r>
+        <w:rPr>
+          <w:rFonts w:ascii="Arial" w:cs="Arial" w:eastAsia="Arial" w:hAnsi="Arial"/>
+          <w:sz w:val="20"/>
+          <w:szCs w:val="20"/>
+        </w:rPr>
+        <w:t xml:space="preserve">Method 2 — Address search via Nominatim:</w:t>
+      </w:r>
+    </w:p>
+    <w:p>
+      <w:pPr>
+        <w:spacing w:after="0" w:before="80"/>
+      </w:pPr>
+      <w:r>
+        <w:t xml:space="preserve"/>
+      </w:r>
+    </w:p>
+    <w:tbl>
+      <w:tblPr>
+        <w:tblW w:type="dxa" w:w="9720"/>
+        <w:tblBorders>
+          <w:top w:val="single" w:color="auto" w:sz="4"/>
+          <w:left w:val="single" w:color="auto" w:sz="4"/>
+          <w:bottom w:val="single" w:color="auto" w:sz="4"/>
+          <w:right w:val="single" w:color="auto" w:sz="4"/>
+          <w:insideH w:val="single" w:color="auto" w:sz="4"/>
+          <w:insideV w:val="single" w:color="auto" w:sz="4"/>
+        </w:tblBorders>
+      </w:tblPr>
+      <w:tblGrid>
+        <w:gridCol w:w="9720"/>
+      </w:tblGrid>
+      <w:tr>
+        <w:tc>
+          <w:tcPr>
+            <w:tcBorders>
+              <w:top w:val="single" w:color="CCCCCC" w:sz="1"/>
+              <w:left w:val="single" w:color="1F3864" w:sz="8"/>
+              <w:bottom w:val="single" w:color="CCCCCC" w:sz="1"/>
+              <w:right w:val="single" w:color="CCCCCC" w:sz="1"/>
+            </w:tcBorders>
+            <w:shd w:fill="F0F4F8" w:val="clear"/>
+            <w:tcMar>
+              <w:top w:type="dxa" w:w="120"/>
+              <w:left w:type="dxa" w:w="200"/>
+              <w:bottom w:type="dxa" w:w="120"/>
+              <w:right w:type="dxa" w:w="200"/>
+            </w:tcMar>
+          </w:tcPr>
+          <w:p>
+            <w:pPr>
+              <w:spacing w:after="10" w:before="10"/>
+            </w:pPr>
+            <w:r>
+              <w:rPr>
+                <w:rFonts w:ascii="Courier New" w:cs="Courier New" w:eastAsia="Courier New" w:hAnsi="Courier New"/>
+                <w:color w:val="1E3A5F"/>
+                <w:sz w:val="17"/>
+                <w:szCs w:val="17"/>
+              </w:rPr>
+              <w:t xml:space="preserve">fetch('https://nominatim.openstreetmap.org/search?format=json&amp;q='</w:t>
+            </w:r>
+          </w:p>
+          <w:p>
+            <w:pPr>
+              <w:spacing w:after="10" w:before="10"/>
+            </w:pPr>
+            <w:r>
+              <w:rPr>
+                <w:rFonts w:ascii="Courier New" w:cs="Courier New" w:eastAsia="Courier New" w:hAnsi="Courier New"/>
+                <w:color w:val="1E3A5F"/>
+                <w:sz w:val="17"/>
+                <w:szCs w:val="17"/>
+              </w:rPr>
+              <w:t xml:space="preserve">  + encodeURIComponent(query) + '&amp;limit=1')</w:t>
+            </w:r>
+          </w:p>
+          <w:p>
+            <w:pPr>
+              <w:spacing w:after="10" w:before="10"/>
+            </w:pPr>
+            <w:r>
+              <w:rPr>
+                <w:rFonts w:ascii="Courier New" w:cs="Courier New" w:eastAsia="Courier New" w:hAnsi="Courier New"/>
+                <w:color w:val="1E3A5F"/>
+                <w:sz w:val="17"/>
+                <w:szCs w:val="17"/>
+              </w:rPr>
+              <w:t xml:space="preserve">  .then(function(res) { return res.json(); })</w:t>
+            </w:r>
+          </w:p>
+          <w:p>
+            <w:pPr>
+              <w:spacing w:after="10" w:before="10"/>
+            </w:pPr>
+            <w:r>
+              <w:rPr>
+                <w:rFonts w:ascii="Courier New" w:cs="Courier New" w:eastAsia="Courier New" w:hAnsi="Courier New"/>
+                <w:color w:val="1E3A5F"/>
+                <w:sz w:val="17"/>
+                <w:szCs w:val="17"/>
+              </w:rPr>
+              <w:t xml:space="preserve">  .then(function(results) {</w:t>
+            </w:r>
+          </w:p>
+          <w:p>
+            <w:pPr>
+              <w:spacing w:after="10" w:before="10"/>
+            </w:pPr>
+            <w:r>
+              <w:rPr>
+                <w:rFonts w:ascii="Courier New" w:cs="Courier New" w:eastAsia="Courier New" w:hAnsi="Courier New"/>
+                <w:color w:val="1E3A5F"/>
+                <w:sz w:val="17"/>
+                <w:szCs w:val="17"/>
+              </w:rPr>
+              <w:t xml:space="preserve">    const r = results[0];</w:t>
+            </w:r>
+          </w:p>
+          <w:p>
+            <w:pPr>
+              <w:spacing w:after="10" w:before="10"/>
+            </w:pPr>
+            <w:r>
+              <w:rPr>
+                <w:rFonts w:ascii="Courier New" w:cs="Courier New" w:eastAsia="Courier New" w:hAnsi="Courier New"/>
+                <w:color w:val="1E3A5F"/>
+                <w:sz w:val="17"/>
+                <w:szCs w:val="17"/>
+              </w:rPr>
+              <w:t xml:space="preserve">    setPin(parseFloat(r.lat), parseFloat(r.lon), r.display_name);</w:t>
+            </w:r>
+          </w:p>
+          <w:p>
+            <w:pPr>
+              <w:spacing w:after="10" w:before="10"/>
+            </w:pPr>
+            <w:r>
+              <w:rPr>
+                <w:rFonts w:ascii="Courier New" w:cs="Courier New" w:eastAsia="Courier New" w:hAnsi="Courier New"/>
+                <w:color w:val="1E3A5F"/>
+                <w:sz w:val="17"/>
+                <w:szCs w:val="17"/>
+              </w:rPr>
+              <w:t xml:space="preserve">  });</w:t>
+            </w:r>
+          </w:p>
+        </w:tc>
+      </w:tr>
+    </w:tbl>
+    <w:p>
+      <w:pPr>
+        <w:spacing w:after="0" w:before="80"/>
+      </w:pPr>
+      <w:r>
+        <w:t xml:space="preserve"/>
+      </w:r>
+    </w:p>
+    <w:p>
+      <w:pPr>
+        <w:spacing w:after="40" w:before="40"/>
+      </w:pPr>
+      <w:r>
+        <w:rPr>
+          <w:rFonts w:ascii="Arial" w:cs="Arial" w:eastAsia="Arial" w:hAnsi="Arial"/>
+          <w:sz w:val="20"/>
+          <w:szCs w:val="20"/>
+        </w:rPr>
+        <w:t xml:space="preserve">Method 3 — Click on map:</w:t>
+      </w:r>
+    </w:p>
+    <w:p>
+      <w:pPr>
+        <w:spacing w:after="0" w:before="80"/>
+      </w:pPr>
+      <w:r>
+        <w:t xml:space="preserve"/>
+      </w:r>
+    </w:p>
+    <w:tbl>
+      <w:tblPr>
+        <w:tblW w:type="dxa" w:w="9720"/>
+        <w:tblBorders>
+          <w:top w:val="single" w:color="auto" w:sz="4"/>
+          <w:left w:val="single" w:color="auto" w:sz="4"/>
+          <w:bottom w:val="single" w:color="auto" w:sz="4"/>
+          <w:right w:val="single" w:color="auto" w:sz="4"/>
+          <w:insideH w:val="single" w:color="auto" w:sz="4"/>
+          <w:insideV w:val="single" w:color="auto" w:sz="4"/>
+        </w:tblBorders>
+      </w:tblPr>
+      <w:tblGrid>
+        <w:gridCol w:w="9720"/>
+      </w:tblGrid>
+      <w:tr>
+        <w:tc>
+          <w:tcPr>
+            <w:tcBorders>
+              <w:top w:val="single" w:color="CCCCCC" w:sz="1"/>
+              <w:left w:val="single" w:color="1F3864" w:sz="8"/>
+              <w:bottom w:val="single" w:color="CCCCCC" w:sz="1"/>
+              <w:right w:val="single" w:color="CCCCCC" w:sz="1"/>
+            </w:tcBorders>
+            <w:shd w:fill="F0F4F8" w:val="clear"/>
+            <w:tcMar>
+              <w:top w:type="dxa" w:w="120"/>
+              <w:left w:type="dxa" w:w="200"/>
+              <w:bottom w:type="dxa" w:w="120"/>
+              <w:right w:type="dxa" w:w="200"/>
+            </w:tcMar>
+          </w:tcPr>
+          <w:p>
+            <w:pPr>
+              <w:spacing w:after="10" w:before="10"/>
+            </w:pPr>
+            <w:r>
+              <w:rPr>
+                <w:rFonts w:ascii="Courier New" w:cs="Courier New" w:eastAsia="Courier New" w:hAnsi="Courier New"/>
+                <w:color w:val="1E3A5F"/>
+                <w:sz w:val="17"/>
+                <w:szCs w:val="17"/>
+              </w:rPr>
+              <w:t xml:space="preserve">map.on('click', function(e) {</w:t>
+            </w:r>
+          </w:p>
+          <w:p>
+            <w:pPr>
+              <w:spacing w:after="10" w:before="10"/>
+            </w:pPr>
+            <w:r>
+              <w:rPr>
+                <w:rFonts w:ascii="Courier New" w:cs="Courier New" w:eastAsia="Courier New" w:hAnsi="Courier New"/>
+                <w:color w:val="1E3A5F"/>
+                <w:sz w:val="17"/>
+                <w:szCs w:val="17"/>
+              </w:rPr>
+              <w:t xml:space="preserve">  const lat = e.latlng.lat.toFixed(6);</w:t>
+            </w:r>
+          </w:p>
+          <w:p>
+            <w:pPr>
+              <w:spacing w:after="10" w:before="10"/>
+            </w:pPr>
+            <w:r>
+              <w:rPr>
+                <w:rFonts w:ascii="Courier New" w:cs="Courier New" w:eastAsia="Courier New" w:hAnsi="Courier New"/>
+                <w:color w:val="1E3A5F"/>
+                <w:sz w:val="17"/>
+                <w:szCs w:val="17"/>
+              </w:rPr>
+              <w:t xml:space="preserve">  const lng = e.latlng.lng.toFixed(6);</w:t>
+            </w:r>
+          </w:p>
+          <w:p>
+            <w:pPr>
+              <w:spacing w:after="10" w:before="10"/>
+            </w:pPr>
+            <w:r>
+              <w:rPr>
+                <w:rFonts w:ascii="Courier New" w:cs="Courier New" w:eastAsia="Courier New" w:hAnsi="Courier New"/>
+                <w:color w:val="1E3A5F"/>
+                <w:sz w:val="17"/>
+                <w:szCs w:val="17"/>
+              </w:rPr>
+              <w:t xml:space="preserve">  fetch('https://nominatim.openstreetmap.org/reverse?format=json&amp;lat=' + lat + '&amp;lon=' + lng)</w:t>
+            </w:r>
+          </w:p>
+          <w:p>
+            <w:pPr>
+              <w:spacing w:after="10" w:before="10"/>
+            </w:pPr>
+            <w:r>
+              <w:rPr>
+                <w:rFonts w:ascii="Courier New" w:cs="Courier New" w:eastAsia="Courier New" w:hAnsi="Courier New"/>
+                <w:color w:val="1E3A5F"/>
+                <w:sz w:val="17"/>
+                <w:szCs w:val="17"/>
+              </w:rPr>
+              <w:t xml:space="preserve">    .then(function(res) { return res.json(); })</w:t>
+            </w:r>
+          </w:p>
+          <w:p>
+            <w:pPr>
+              <w:spacing w:after="10" w:before="10"/>
+            </w:pPr>
+            <w:r>
+              <w:rPr>
+                <w:rFonts w:ascii="Courier New" w:cs="Courier New" w:eastAsia="Courier New" w:hAnsi="Courier New"/>
+                <w:color w:val="1E3A5F"/>
+                <w:sz w:val="17"/>
+                <w:szCs w:val="17"/>
+              </w:rPr>
+              <w:t xml:space="preserve">    .then(function(data) { setPin(lat, lng, data.display_name); });</w:t>
+            </w:r>
+          </w:p>
+          <w:p>
+            <w:pPr>
+              <w:spacing w:after="10" w:before="10"/>
+            </w:pPr>
+            <w:r>
+              <w:rPr>
+                <w:rFonts w:ascii="Courier New" w:cs="Courier New" w:eastAsia="Courier New" w:hAnsi="Courier New"/>
+                <w:color w:val="1E3A5F"/>
+                <w:sz w:val="17"/>
+                <w:szCs w:val="17"/>
+              </w:rPr>
+              <w:t xml:space="preserve">});</w:t>
+            </w:r>
+          </w:p>
+        </w:tc>
+      </w:tr>
+    </w:tbl>
+    <w:p>
+      <w:pPr>
+        <w:spacing w:after="0" w:before="80"/>
+      </w:pPr>
+      <w:r>
+        <w:t xml:space="preserve"/>
+      </w:r>
+    </w:p>
+    <w:p>
+      <w:pPr>
+        <w:spacing w:after="40" w:before="40"/>
+      </w:pPr>
+      <w:r>
+        <w:rPr>
+          <w:rFonts w:ascii="Arial" w:cs="Arial" w:eastAsia="Arial" w:hAnsi="Arial"/>
+          <w:sz w:val="20"/>
+          <w:szCs w:val="20"/>
+        </w:rPr>
+        <w:t xml:space="preserve">Server-side — how location is saved (forumController.js):</w:t>
+      </w:r>
+    </w:p>
+    <w:p>
+      <w:pPr>
+        <w:spacing w:after="0" w:before="80"/>
+      </w:pPr>
+      <w:r>
+        <w:t xml:space="preserve"/>
+      </w:r>
+    </w:p>
+    <w:tbl>
+      <w:tblPr>
+        <w:tblW w:type="dxa" w:w="9720"/>
+        <w:tblBorders>
+          <w:top w:val="single" w:color="auto" w:sz="4"/>
+          <w:left w:val="single" w:color="auto" w:sz="4"/>
+          <w:bottom w:val="single" w:color="auto" w:sz="4"/>
+          <w:right w:val="single" w:color="auto" w:sz="4"/>
+          <w:insideH w:val="single" w:color="auto" w:sz="4"/>
+          <w:insideV w:val="single" w:color="auto" w:sz="4"/>
+        </w:tblBorders>
+      </w:tblPr>
+      <w:tblGrid>
+        <w:gridCol w:w="9720"/>
+      </w:tblGrid>
+      <w:tr>
+        <w:tc>
+          <w:tcPr>
+            <w:tcBorders>
+              <w:top w:val="single" w:color="CCCCCC" w:sz="1"/>
+              <w:left w:val="single" w:color="1F3864" w:sz="8"/>
+              <w:bottom w:val="single" w:color="CCCCCC" w:sz="1"/>
+              <w:right w:val="single" w:color="CCCCCC" w:sz="1"/>
+            </w:tcBorders>
+            <w:shd w:fill="F0F4F8" w:val="clear"/>
+            <w:tcMar>
+              <w:top w:type="dxa" w:w="120"/>
+              <w:left w:type="dxa" w:w="200"/>
+              <w:bottom w:type="dxa" w:w="120"/>
+              <w:right w:type="dxa" w:w="200"/>
+            </w:tcMar>
+          </w:tcPr>
+          <w:p>
+            <w:pPr>
+              <w:spacing w:after="10" w:before="10"/>
+            </w:pPr>
+            <w:r>
+              <w:rPr>
+                <w:rFonts w:ascii="Courier New" w:cs="Courier New" w:eastAsia="Courier New" w:hAnsi="Courier New"/>
+                <w:color w:val="888888"/>
+                <w:sz w:val="17"/>
+                <w:szCs w:val="17"/>
+              </w:rPr>
+              <w:t xml:space="preserve">// req.body.address, req.body.lat, req.body.lng are plain strings from the hidden inputs</w:t>
+            </w:r>
+          </w:p>
+          <w:p>
+            <w:pPr>
+              <w:spacing w:after="10" w:before="10"/>
+            </w:pPr>
+            <w:r>
+              <w:rPr>
+                <w:rFonts w:ascii="Courier New" w:cs="Courier New" w:eastAsia="Courier New" w:hAnsi="Courier New"/>
+                <w:color w:val="1E3A5F"/>
+                <w:sz w:val="17"/>
+                <w:szCs w:val="17"/>
+              </w:rPr>
+              <w:t xml:space="preserve">await Forum.createPost({</w:t>
+            </w:r>
+          </w:p>
+          <w:p>
+            <w:pPr>
+              <w:spacing w:after="10" w:before="10"/>
+            </w:pPr>
+            <w:r>
+              <w:rPr>
+                <w:rFonts w:ascii="Courier New" w:cs="Courier New" w:eastAsia="Courier New" w:hAnsi="Courier New"/>
+                <w:color w:val="1E3A5F"/>
+                <w:sz w:val="17"/>
+                <w:szCs w:val="17"/>
+              </w:rPr>
+              <w:t xml:space="preserve">  ...</w:t>
+            </w:r>
+          </w:p>
+          <w:p>
+            <w:pPr>
+              <w:spacing w:after="10" w:before="10"/>
+            </w:pPr>
+            <w:r>
+              <w:rPr>
+                <w:rFonts w:ascii="Courier New" w:cs="Courier New" w:eastAsia="Courier New" w:hAnsi="Courier New"/>
+                <w:color w:val="1E3A5F"/>
+                <w:sz w:val="17"/>
+                <w:szCs w:val="17"/>
+              </w:rPr>
+              <w:t xml:space="preserve">  location: {</w:t>
+            </w:r>
+          </w:p>
+          <w:p>
+            <w:pPr>
+              <w:spacing w:after="10" w:before="10"/>
+            </w:pPr>
+            <w:r>
+              <w:rPr>
+                <w:rFonts w:ascii="Courier New" w:cs="Courier New" w:eastAsia="Courier New" w:hAnsi="Courier New"/>
+                <w:color w:val="1E3A5F"/>
+                <w:sz w:val="17"/>
+                <w:szCs w:val="17"/>
+              </w:rPr>
+              <w:t xml:space="preserve">    address: req.body.address || '',</w:t>
+            </w:r>
+          </w:p>
+          <w:p>
+            <w:pPr>
+              <w:spacing w:after="10" w:before="10"/>
+            </w:pPr>
+            <w:r>
+              <w:rPr>
+                <w:rFonts w:ascii="Courier New" w:cs="Courier New" w:eastAsia="Courier New" w:hAnsi="Courier New"/>
+                <w:color w:val="1E3A5F"/>
+                <w:sz w:val="17"/>
+                <w:szCs w:val="17"/>
+              </w:rPr>
+              <w:t xml:space="preserve">    lat:     req.body.lat ? parseFloat(req.body.lat) : null,</w:t>
+            </w:r>
+          </w:p>
+          <w:p>
+            <w:pPr>
+              <w:spacing w:after="10" w:before="10"/>
+            </w:pPr>
+            <w:r>
+              <w:rPr>
+                <w:rFonts w:ascii="Courier New" w:cs="Courier New" w:eastAsia="Courier New" w:hAnsi="Courier New"/>
+                <w:color w:val="1E3A5F"/>
+                <w:sz w:val="17"/>
+                <w:szCs w:val="17"/>
+              </w:rPr>
+              <w:t xml:space="preserve">    lng:     req.body.lng ? parseFloat(req.body.lng) : null</w:t>
+            </w:r>
+          </w:p>
+          <w:p>
+            <w:pPr>
+              <w:spacing w:after="10" w:before="10"/>
+            </w:pPr>
+            <w:r>
+              <w:rPr>
+                <w:rFonts w:ascii="Courier New" w:cs="Courier New" w:eastAsia="Courier New" w:hAnsi="Courier New"/>
+                <w:color w:val="1E3A5F"/>
+                <w:sz w:val="17"/>
+                <w:szCs w:val="17"/>
+              </w:rPr>
+              <w:t xml:space="preserve">  }</w:t>
+            </w:r>
+          </w:p>
+          <w:p>
+            <w:pPr>
+              <w:spacing w:after="10" w:before="10"/>
+            </w:pPr>
+            <w:r>
+              <w:rPr>
+                <w:rFonts w:ascii="Courier New" w:cs="Courier New" w:eastAsia="Courier New" w:hAnsi="Courier New"/>
+                <w:color w:val="1E3A5F"/>
+                <w:sz w:val="17"/>
+                <w:szCs w:val="17"/>
+              </w:rPr>
+              <w:t xml:space="preserve">});</w:t>
+            </w:r>
+          </w:p>
+        </w:tc>
+      </w:tr>
+    </w:tbl>
+    <w:p>
+      <w:pPr>
+        <w:spacing w:after="0" w:before="80"/>
+      </w:pPr>
+      <w:r>
+        <w:t xml:space="preserve"/>
+      </w:r>
+    </w:p>
+    <w:p>
+      <w:pPr>
+        <w:spacing w:after="40" w:before="40"/>
+      </w:pPr>
+      <w:r>
+        <w:rPr>
+          <w:rFonts w:ascii="Arial" w:cs="Arial" w:eastAsia="Arial" w:hAnsi="Arial"/>
+          <w:sz w:val="20"/>
+          <w:szCs w:val="20"/>
+        </w:rPr>
+        <w:t xml:space="preserve">Display on the post page — the mini-map is only rendered if lat and lng exist. Leaflet is loaded conditionally so pages without a location do not load the map library at all:</w:t>
+      </w:r>
+    </w:p>
+    <w:p>
+      <w:pPr>
+        <w:spacing w:after="0" w:before="80"/>
+      </w:pPr>
+      <w:r>
+        <w:t xml:space="preserve"/>
+      </w:r>
+    </w:p>
+    <w:tbl>
+      <w:tblPr>
+        <w:tblW w:type="dxa" w:w="9720"/>
+        <w:tblBorders>
+          <w:top w:val="single" w:color="auto" w:sz="4"/>
+          <w:left w:val="single" w:color="auto" w:sz="4"/>
+          <w:bottom w:val="single" w:color="auto" w:sz="4"/>
+          <w:right w:val="single" w:color="auto" w:sz="4"/>
+          <w:insideH w:val="single" w:color="auto" w:sz="4"/>
+          <w:insideV w:val="single" w:color="auto" w:sz="4"/>
+        </w:tblBorders>
+      </w:tblPr>
+      <w:tblGrid>
+        <w:gridCol w:w="9720"/>
+      </w:tblGrid>
+      <w:tr>
+        <w:tc>
+          <w:tcPr>
+            <w:tcBorders>
+              <w:top w:val="single" w:color="CCCCCC" w:sz="1"/>
+              <w:left w:val="single" w:color="1F3864" w:sz="8"/>
+              <w:bottom w:val="single" w:color="CCCCCC" w:sz="1"/>
+              <w:right w:val="single" w:color="CCCCCC" w:sz="1"/>
+            </w:tcBorders>
+            <w:shd w:fill="F0F4F8" w:val="clear"/>
+            <w:tcMar>
+              <w:top w:type="dxa" w:w="120"/>
+              <w:left w:type="dxa" w:w="200"/>
+              <w:bottom w:type="dxa" w:w="120"/>
+              <w:right w:type="dxa" w:w="200"/>
+            </w:tcMar>
+          </w:tcPr>
+          <w:p>
+            <w:pPr>
+              <w:spacing w:after="10" w:before="10"/>
+            </w:pPr>
+            <w:r>
+              <w:rPr>
+                <w:rFonts w:ascii="Courier New" w:cs="Courier New" w:eastAsia="Courier New" w:hAnsi="Courier New"/>
+                <w:color w:val="1E3A5F"/>
+                <w:sz w:val="17"/>
+                <w:szCs w:val="17"/>
+              </w:rPr>
+              <w:t xml:space="preserve">&lt;% if (post.location &amp;&amp; post.location.lat &amp;&amp; post.location.lng) { %&gt;</w:t>
+            </w:r>
+          </w:p>
+          <w:p>
+            <w:pPr>
+              <w:spacing w:after="10" w:before="10"/>
+            </w:pPr>
+            <w:r>
+              <w:rPr>
+                <w:rFonts w:ascii="Courier New" w:cs="Courier New" w:eastAsia="Courier New" w:hAnsi="Courier New"/>
+                <w:color w:val="1E3A5F"/>
+                <w:sz w:val="17"/>
+                <w:szCs w:val="17"/>
+              </w:rPr>
+              <w:t xml:space="preserve">  &lt;div id='post-map'&gt;&lt;/div&gt;</w:t>
+            </w:r>
+          </w:p>
+          <w:p>
+            <w:pPr>
+              <w:spacing w:after="10" w:before="10"/>
+            </w:pPr>
+            <w:r>
+              <w:rPr>
+                <w:rFonts w:ascii="Courier New" w:cs="Courier New" w:eastAsia="Courier New" w:hAnsi="Courier New"/>
+                <w:color w:val="1E3A5F"/>
+                <w:sz w:val="17"/>
+                <w:szCs w:val="17"/>
+              </w:rPr>
+              <w:t xml:space="preserve">&lt;% } %&gt;</w:t>
+            </w:r>
+          </w:p>
+          <w:p>
+            <w:pPr>
+              <w:spacing w:after="10" w:before="10"/>
+            </w:pPr>
+            <w:r>
+              <w:rPr>
+                <w:rFonts w:ascii="Courier New" w:cs="Courier New" w:eastAsia="Courier New" w:hAnsi="Courier New"/>
+                <w:color w:val="1E3A5F"/>
+                <w:sz w:val="17"/>
+                <w:szCs w:val="17"/>
+              </w:rPr>
+              <w:t xml:space="preserve"/>
+            </w:r>
+          </w:p>
+          <w:p>
+            <w:pPr>
+              <w:spacing w:after="10" w:before="10"/>
+            </w:pPr>
+            <w:r>
+              <w:rPr>
+                <w:rFonts w:ascii="Courier New" w:cs="Courier New" w:eastAsia="Courier New" w:hAnsi="Courier New"/>
+                <w:color w:val="1E3A5F"/>
+                <w:sz w:val="17"/>
+                <w:szCs w:val="17"/>
+              </w:rPr>
+              <w:t xml:space="preserve">&lt;!-- Leaflet script block is also inside the same EJS conditional --&gt;</w:t>
+            </w:r>
+          </w:p>
+          <w:p>
+            <w:pPr>
+              <w:spacing w:after="10" w:before="10"/>
+            </w:pPr>
+            <w:r>
+              <w:rPr>
+                <w:rFonts w:ascii="Courier New" w:cs="Courier New" w:eastAsia="Courier New" w:hAnsi="Courier New"/>
+                <w:color w:val="1E3A5F"/>
+                <w:sz w:val="17"/>
+                <w:szCs w:val="17"/>
+              </w:rPr>
+              <w:t xml:space="preserve">&lt;% if (post.location &amp;&amp; post.location.lat &amp;&amp; post.location.lng) { %&gt;</w:t>
+            </w:r>
+          </w:p>
+          <w:p>
+            <w:pPr>
+              <w:spacing w:after="10" w:before="10"/>
+            </w:pPr>
+            <w:r>
+              <w:rPr>
+                <w:rFonts w:ascii="Courier New" w:cs="Courier New" w:eastAsia="Courier New" w:hAnsi="Courier New"/>
+                <w:color w:val="1E3A5F"/>
+                <w:sz w:val="17"/>
+                <w:szCs w:val="17"/>
+              </w:rPr>
+              <w:t xml:space="preserve">&lt;script src='https://unpkg.com/leaflet@1.9.4/dist/leaflet.js'&gt;&lt;/script&gt;</w:t>
+            </w:r>
+          </w:p>
+          <w:p>
+            <w:pPr>
+              <w:spacing w:after="10" w:before="10"/>
+            </w:pPr>
+            <w:r>
+              <w:rPr>
+                <w:rFonts w:ascii="Courier New" w:cs="Courier New" w:eastAsia="Courier New" w:hAnsi="Courier New"/>
+                <w:color w:val="1E3A5F"/>
+                <w:sz w:val="17"/>
+                <w:szCs w:val="17"/>
+              </w:rPr>
+              <w:t xml:space="preserve">&lt;script&gt;</w:t>
+            </w:r>
+          </w:p>
+          <w:p>
+            <w:pPr>
+              <w:spacing w:after="10" w:before="10"/>
+            </w:pPr>
+            <w:r>
+              <w:rPr>
+                <w:rFonts w:ascii="Courier New" w:cs="Courier New" w:eastAsia="Courier New" w:hAnsi="Courier New"/>
+                <w:color w:val="1E3A5F"/>
+                <w:sz w:val="17"/>
+                <w:szCs w:val="17"/>
+              </w:rPr>
+              <w:t xml:space="preserve">  const map = L.map('post-map').setView([&lt;%= post.location.lat %&gt;, &lt;%= post.location.lng %&gt;], 16);</w:t>
+            </w:r>
+          </w:p>
+          <w:p>
+            <w:pPr>
+              <w:spacing w:after="10" w:before="10"/>
+            </w:pPr>
+            <w:r>
+              <w:rPr>
+                <w:rFonts w:ascii="Courier New" w:cs="Courier New" w:eastAsia="Courier New" w:hAnsi="Courier New"/>
+                <w:color w:val="1E3A5F"/>
+                <w:sz w:val="17"/>
+                <w:szCs w:val="17"/>
+              </w:rPr>
+              <w:t xml:space="preserve">  L.tileLayer('https://{s}.tile.openstreetmap.org/{z}/{x}/{y}.png', {...}).addTo(map);</w:t>
+            </w:r>
+          </w:p>
+          <w:p>
+            <w:pPr>
+              <w:spacing w:after="10" w:before="10"/>
+            </w:pPr>
+            <w:r>
+              <w:rPr>
+                <w:rFonts w:ascii="Courier New" w:cs="Courier New" w:eastAsia="Courier New" w:hAnsi="Courier New"/>
+                <w:color w:val="1E3A5F"/>
+                <w:sz w:val="17"/>
+                <w:szCs w:val="17"/>
+              </w:rPr>
+              <w:t xml:space="preserve">  L.marker([&lt;%= post.location.lat %&gt;, &lt;%= post.location.lng %&gt;]).addTo(map).bindPopup(...);</w:t>
+            </w:r>
+          </w:p>
+          <w:p>
+            <w:pPr>
+              <w:spacing w:after="10" w:before="10"/>
+            </w:pPr>
+            <w:r>
+              <w:rPr>
+                <w:rFonts w:ascii="Courier New" w:cs="Courier New" w:eastAsia="Courier New" w:hAnsi="Courier New"/>
+                <w:color w:val="1E3A5F"/>
+                <w:sz w:val="17"/>
+                <w:szCs w:val="17"/>
+              </w:rPr>
+              <w:t xml:space="preserve">  map.scrollWheelZoom.disable();  // prevent map hijacking page scroll</w:t>
+            </w:r>
+          </w:p>
+          <w:p>
+            <w:pPr>
+              <w:spacing w:after="10" w:before="10"/>
+            </w:pPr>
+            <w:r>
+              <w:rPr>
+                <w:rFonts w:ascii="Courier New" w:cs="Courier New" w:eastAsia="Courier New" w:hAnsi="Courier New"/>
+                <w:color w:val="1E3A5F"/>
+                <w:sz w:val="17"/>
+                <w:szCs w:val="17"/>
+              </w:rPr>
+              <w:t xml:space="preserve">&lt;/script&gt;</w:t>
+            </w:r>
+          </w:p>
+          <w:p>
+            <w:pPr>
+              <w:spacing w:after="10" w:before="10"/>
+            </w:pPr>
+            <w:r>
+              <w:rPr>
+                <w:rFonts w:ascii="Courier New" w:cs="Courier New" w:eastAsia="Courier New" w:hAnsi="Courier New"/>
+                <w:color w:val="1E3A5F"/>
+                <w:sz w:val="17"/>
+                <w:szCs w:val="17"/>
+              </w:rPr>
+              <w:t xml:space="preserve">&lt;% } %&gt;</w:t>
+            </w:r>
+          </w:p>
+        </w:tc>
+      </w:tr>
+    </w:tbl>
     <w:p>
       <w:r>
         <w:br w:type="page"/>
@@ -20526,6 +24685,184 @@
                 <w:szCs w:val="18"/>
               </w:rPr>
               <w:t xml:space="preserve">User-provided content is HTML-escaped before rendering. Prevents XSS attacks.</w:t>
+            </w:r>
+          </w:p>
+        </w:tc>
+      </w:tr>
+      <w:tr>
+        <w:tc>
+          <w:tcPr>
+            <w:tcW w:type="dxa" w:w="2500"/>
+            <w:tcBorders>
+              <w:top w:val="single" w:color="CCCCCC" w:sz="1"/>
+              <w:left w:val="single" w:color="CCCCCC" w:sz="1"/>
+              <w:bottom w:val="single" w:color="CCCCCC" w:sz="1"/>
+              <w:right w:val="single" w:color="CCCCCC" w:sz="1"/>
+            </w:tcBorders>
+            <w:shd w:fill="EEF2F8" w:val="clear"/>
+            <w:tcMar>
+              <w:top w:type="dxa" w:w="60"/>
+              <w:left w:type="dxa" w:w="120"/>
+              <w:bottom w:type="dxa" w:w="60"/>
+              <w:right w:type="dxa" w:w="120"/>
+            </w:tcMar>
+            <w:vAlign w:val="center"/>
+          </w:tcPr>
+          <w:p>
+            <w:r>
+              <w:rPr>
+                <w:rFonts w:ascii="Arial" w:cs="Arial" w:eastAsia="Arial" w:hAnsi="Arial"/>
+                <w:sz w:val="18"/>
+                <w:szCs w:val="18"/>
+              </w:rPr>
+              <w:t xml:space="preserve">multer file type validation</w:t>
+            </w:r>
+          </w:p>
+        </w:tc>
+        <w:tc>
+          <w:tcPr>
+            <w:tcW w:type="dxa" w:w="2700"/>
+            <w:tcBorders>
+              <w:top w:val="single" w:color="CCCCCC" w:sz="1"/>
+              <w:left w:val="single" w:color="CCCCCC" w:sz="1"/>
+              <w:bottom w:val="single" w:color="CCCCCC" w:sz="1"/>
+              <w:right w:val="single" w:color="CCCCCC" w:sz="1"/>
+            </w:tcBorders>
+            <w:shd w:fill="EEF2F8" w:val="clear"/>
+            <w:tcMar>
+              <w:top w:type="dxa" w:w="60"/>
+              <w:left w:type="dxa" w:w="120"/>
+              <w:bottom w:type="dxa" w:w="60"/>
+              <w:right w:type="dxa" w:w="120"/>
+            </w:tcMar>
+            <w:vAlign w:val="center"/>
+          </w:tcPr>
+          <w:p>
+            <w:r>
+              <w:rPr>
+                <w:rFonts w:ascii="Arial" w:cs="Arial" w:eastAsia="Arial" w:hAnsi="Arial"/>
+                <w:sz w:val="18"/>
+                <w:szCs w:val="18"/>
+              </w:rPr>
+              <w:t xml:space="preserve">middleware/upload.js  (fileFilter)</w:t>
+            </w:r>
+          </w:p>
+        </w:tc>
+        <w:tc>
+          <w:tcPr>
+            <w:tcW w:type="dxa" w:w="4520"/>
+            <w:tcBorders>
+              <w:top w:val="single" w:color="CCCCCC" w:sz="1"/>
+              <w:left w:val="single" w:color="CCCCCC" w:sz="1"/>
+              <w:bottom w:val="single" w:color="CCCCCC" w:sz="1"/>
+              <w:right w:val="single" w:color="CCCCCC" w:sz="1"/>
+            </w:tcBorders>
+            <w:shd w:fill="EEF2F8" w:val="clear"/>
+            <w:tcMar>
+              <w:top w:type="dxa" w:w="60"/>
+              <w:left w:type="dxa" w:w="120"/>
+              <w:bottom w:type="dxa" w:w="60"/>
+              <w:right w:type="dxa" w:w="120"/>
+            </w:tcMar>
+            <w:vAlign w:val="center"/>
+          </w:tcPr>
+          <w:p>
+            <w:r>
+              <w:rPr>
+                <w:rFonts w:ascii="Arial" w:cs="Arial" w:eastAsia="Arial" w:hAnsi="Arial"/>
+                <w:sz w:val="18"/>
+                <w:szCs w:val="18"/>
+              </w:rPr>
+              <w:t xml:space="preserve">Only jpeg, png, gif, and webp MIME types are accepted. Non-image uploads are rejected before being written to disk, preventing malicious file uploads.</w:t>
+            </w:r>
+          </w:p>
+        </w:tc>
+      </w:tr>
+      <w:tr>
+        <w:tc>
+          <w:tcPr>
+            <w:tcW w:type="dxa" w:w="2500"/>
+            <w:tcBorders>
+              <w:top w:val="single" w:color="CCCCCC" w:sz="1"/>
+              <w:left w:val="single" w:color="CCCCCC" w:sz="1"/>
+              <w:bottom w:val="single" w:color="CCCCCC" w:sz="1"/>
+              <w:right w:val="single" w:color="CCCCCC" w:sz="1"/>
+            </w:tcBorders>
+            <w:shd w:fill="FFFFFF" w:val="clear"/>
+            <w:tcMar>
+              <w:top w:type="dxa" w:w="60"/>
+              <w:left w:type="dxa" w:w="120"/>
+              <w:bottom w:type="dxa" w:w="60"/>
+              <w:right w:type="dxa" w:w="120"/>
+            </w:tcMar>
+            <w:vAlign w:val="center"/>
+          </w:tcPr>
+          <w:p>
+            <w:r>
+              <w:rPr>
+                <w:rFonts w:ascii="Arial" w:cs="Arial" w:eastAsia="Arial" w:hAnsi="Arial"/>
+                <w:sz w:val="18"/>
+                <w:szCs w:val="18"/>
+              </w:rPr>
+              <w:t xml:space="preserve">multer file size limit</w:t>
+            </w:r>
+          </w:p>
+        </w:tc>
+        <w:tc>
+          <w:tcPr>
+            <w:tcW w:type="dxa" w:w="2700"/>
+            <w:tcBorders>
+              <w:top w:val="single" w:color="CCCCCC" w:sz="1"/>
+              <w:left w:val="single" w:color="CCCCCC" w:sz="1"/>
+              <w:bottom w:val="single" w:color="CCCCCC" w:sz="1"/>
+              <w:right w:val="single" w:color="CCCCCC" w:sz="1"/>
+            </w:tcBorders>
+            <w:shd w:fill="FFFFFF" w:val="clear"/>
+            <w:tcMar>
+              <w:top w:type="dxa" w:w="60"/>
+              <w:left w:type="dxa" w:w="120"/>
+              <w:bottom w:type="dxa" w:w="60"/>
+              <w:right w:type="dxa" w:w="120"/>
+            </w:tcMar>
+            <w:vAlign w:val="center"/>
+          </w:tcPr>
+          <w:p>
+            <w:r>
+              <w:rPr>
+                <w:rFonts w:ascii="Arial" w:cs="Arial" w:eastAsia="Arial" w:hAnsi="Arial"/>
+                <w:sz w:val="18"/>
+                <w:szCs w:val="18"/>
+              </w:rPr>
+              <w:t xml:space="preserve">middleware/upload.js  (limits.fileSize)</w:t>
+            </w:r>
+          </w:p>
+        </w:tc>
+        <w:tc>
+          <w:tcPr>
+            <w:tcW w:type="dxa" w:w="4520"/>
+            <w:tcBorders>
+              <w:top w:val="single" w:color="CCCCCC" w:sz="1"/>
+              <w:left w:val="single" w:color="CCCCCC" w:sz="1"/>
+              <w:bottom w:val="single" w:color="CCCCCC" w:sz="1"/>
+              <w:right w:val="single" w:color="CCCCCC" w:sz="1"/>
+            </w:tcBorders>
+            <w:shd w:fill="FFFFFF" w:val="clear"/>
+            <w:tcMar>
+              <w:top w:type="dxa" w:w="60"/>
+              <w:left w:type="dxa" w:w="120"/>
+              <w:bottom w:type="dxa" w:w="60"/>
+              <w:right w:type="dxa" w:w="120"/>
+            </w:tcMar>
+            <w:vAlign w:val="center"/>
+          </w:tcPr>
+          <w:p>
+            <w:r>
+              <w:rPr>
+                <w:rFonts w:ascii="Arial" w:cs="Arial" w:eastAsia="Arial" w:hAnsi="Arial"/>
+                <w:sz w:val="18"/>
+                <w:szCs w:val="18"/>
+              </w:rPr>
+              <w:t xml:space="preserve">Uploads are capped at 5 MB. Prevents disk exhaustion or denial-of-service via large file uploads.</w:t>
             </w:r>
           </w:p>
         </w:tc>
